--- a/Manuscript_Student_Burnout.docx
+++ b/Manuscript_Student_Burnout.docx
@@ -37,10 +37,7 @@
         <w:t>Background:</w:t>
       </w:r>
       <w:r>
-        <w:t xml:space="preserve"> Academic burnout impairs co</w:t>
-      </w:r>
-      <w:r>
-        <w:t>gnitive performance, student retention, and psychological well-being in tertiary education [1–4]. Institutional responses remain largely reactive, while machine learning screening tools frequently operate as uninterpretable black-boxes [43, 63].</w:t>
+        <w:t xml:space="preserve"> Academic burnout impairs cognitive performance, student retention, and psychological well-being in tertiary education [1–4]. Institutional responses remain largely reactive, while machine learning screening tools frequently operate as uninterpretable black-boxes [43, 63].</w:t>
       </w:r>
     </w:p>
     <w:p>
@@ -54,16 +51,7 @@
         <w:t>Methods:</w:t>
       </w:r>
       <w:r>
-        <w:t xml:space="preserve"> W</w:t>
-      </w:r>
-      <w:r>
-        <w:t>e deployed an explanatory sequential mixed-methods design (N = 601 survey; N = 20 interviews) across 11 universities in Bangladesh [10, 11, 61, 19, 20]. Grounded in Conservation of Resources (COR) [13, 14] and Job Demands–Resources (JD-R) [15, 16] framewor</w:t>
-      </w:r>
-      <w:r>
-        <w:t>ks, we engineered nine composite features capturing circadian disruption, evaluative load, and coping reserves. Ten classifiers were benchmarked under nested 10-fold cross-validation with threshold calibration [36–42, 51]. TreeSHAP/KernelSHAP/LIME attribut</w:t>
-      </w:r>
-      <w:r>
-        <w:t>ions [43–47] were triangulated against reflexive thematic analysis (κ = 0.82, 25% audit) [55–60].</w:t>
+        <w:t xml:space="preserve"> We deployed an explanatory sequential mixed-methods design (N = 601 survey; N = 20 interviews) across 11 universities in Bangladesh [10, 11, 61, 19, 20]. Grounded in Conservation of Resources (COR) [13, 14] and Job Demands–Resources (JD-R) [15, 16] frameworks, we engineered nine composite features capturing circadian disruption, evaluative load, and coping reserves. Ten classifiers were benchmarked under nested 10-fold cross-validation with threshold calibration [36–42, 51]. TreeSHAP/KernelSHAP/LIME attributions [43–47] were triangulated against reflexive thematic analysis (κ = 0.82, 25% audit) [55–60].</w:t>
       </w:r>
     </w:p>
     <w:p>
@@ -77,19 +65,7 @@
         <w:t>Results:</w:t>
       </w:r>
       <w:r>
-        <w:t xml:space="preserve"> Severe burnout affected 42.43% (n = 255) of students. Random Forest was the best-performing model (65.89% accuracy, ROC-AUC = 0.7126, indicating mode</w:t>
-      </w:r>
-      <w:r>
-        <w:t>rate discriminative ability per Hosmer and Lemeshow [76]), outperforming the 57.57% majority baseline (McNemar χ² = 13.96, p &lt; .001) [54] and generalizing across degree tiers (holdout accuracy = 67.03%, AUC = 0.6597) [42]. Calibrating threshold to θ = 0.38</w:t>
-      </w:r>
-      <w:r>
-        <w:t xml:space="preserve"> elevated sensitivity to 71.76% (183/255 at-risk students identified). Global SHAP rankings identified Academic Performance Index (mean |SHAP| = 0.0388), CGPA bracket (0.0362), Screen-to-Sleep Ratio (0.0298), and Burnout Vulnerability Index (0.0238) as top</w:t>
-      </w:r>
-      <w:r>
-        <w:t xml:space="preserve"> drivers; sociodemographics contributed negligibly (|SHAP| &lt; 0.007). Thematic analysis revealed four dimensions: Academic Dread and Career Despair, Institutional Identity and Low-Pressure Burnout, Digital Fatigue as Maladaptive Coping, and Circadian Collap</w:t>
-      </w:r>
-      <w:r>
-        <w:t>se.</w:t>
+        <w:t xml:space="preserve"> Severe burnout affected 42.43% (n = 255) of students. Random Forest was the best-performing model (65.89% accuracy, ROC-AUC = 0.7126, indicating moderate discriminative ability per Hosmer and Lemeshow [76]), outperforming the 57.57% majority baseline (McNemar χ² = 13.96, p &lt; .001) [54] and generalizing across degree tiers (holdout accuracy = 67.03%, AUC = 0.6597) [42]. Calibrating threshold to θ = 0.38 elevated sensitivity to 71.76% (183/255 at-risk students identified). Global SHAP rankings identified Academic Performance Index (mean |SHAP| = 0.0388), CGPA bracket (0.0362), Screen-to-Sleep Ratio (0.0298), and Burnout Vulnerability Index (0.0238) as top drivers; sociodemographics contributed negligibly (|SHAP| &lt; 0.007). Thematic analysis revealed four dimensions: Academic Dread and Career Despair, Institutional Identity and Low-Pressure Burnout, Digital Fatigue as Maladaptive Coping, and Circadian Collapse.</w:t>
       </w:r>
     </w:p>
     <w:p>
@@ -103,10 +79,7 @@
         <w:t>Conclusion:</w:t>
       </w:r>
       <w:r>
-        <w:t xml:space="preserve"> Student burnout is governed by dynamic behavioral imbalances—specifically nocturnal screen use displacing restorative sleep—and evaluative pressure rather than static demographics. We open-source our pipeline and deploy an interactive scree</w:t>
-      </w:r>
-      <w:r>
-        <w:t>ning platform (</w:t>
+        <w:t xml:space="preserve"> Student burnout is governed by dynamic behavioral imbalances—specifically nocturnal screen use displacing restorative sleep—and evaluative pressure rather than static demographics. We open-source our pipeline and deploy an interactive screening platform (</w:t>
       </w:r>
       <w:r>
         <w:rPr>
@@ -149,13 +122,7 @@
         <w:spacing w:after="80"/>
       </w:pPr>
       <w:r>
-        <w:t xml:space="preserve">Academic burnout—comprising </w:t>
-      </w:r>
-      <w:r>
-        <w:t>emotional exhaustion, cynicism, and reduced efficacy—is an escalating crisis in tertiary education [1–5, 68]. Digitization, credential inflation, and socioeconomic pressures intensify undergraduate distress [6–8]. In low- and middle-income countries (LMICs</w:t>
-      </w:r>
-      <w:r>
-        <w:t>) such as Bangladesh, institutional session jams, rigid pedagogy, and socio-familial expectations compound vulnerability [9–11, 61].</w:t>
+        <w:t>Academic burnout—comprising emotional exhaustion, cynicism, and reduced efficacy—is an escalating crisis in tertiary education [1–5, 68]. Digitization, credential inflation, and socioeconomic pressures intensify undergraduate distress [6–8]. In low- and middle-income countries (LMICs) such as Bangladesh, institutional session jams, rigid pedagogy, and socio-familial expectations compound vulnerability [9–11, 61].</w:t>
       </w:r>
     </w:p>
     <w:p>
@@ -163,17 +130,11 @@
         <w:spacing w:after="80"/>
       </w:pPr>
       <w:r>
-        <w:t xml:space="preserve">Our work is based on the Job Demands–Resources (JD-R) [15–17] and Conservation of Resources (COR) [13, 14] frameworks. The </w:t>
-      </w:r>
-      <w:r>
-        <w:t xml:space="preserve">JD-R model predicts that strain occurs when evaluative demands </w:t>
+        <w:t xml:space="preserve">Our work is based on the Job Demands–Resources (JD-R) [15–17] and Conservation of Resources (COR) [13, 14] frameworks. The JD-R model predicts that strain occurs when evaluative demands </w:t>
       </w:r>
       <w:r>
         <w:lastRenderedPageBreak/>
-        <w:t>(heavy coursework, examinations) outpace personal resources (restorative sleep, social support) [15, 72]. COR views burnout as a loss spiral that builds momentum with time: sacrificing sleep fo</w:t>
-      </w:r>
-      <w:r>
-        <w:t>r academic deadlines depletes cognitive capacity, exacerbating anxiety and systemic exhaustion [13, 14, 22–25, 29].</w:t>
+        <w:t>(heavy coursework, examinations) outpace personal resources (restorative sleep, social support) [15, 72]. COR views burnout as a loss spiral that builds momentum with time: sacrificing sleep for academic deadlines depletes cognitive capacity, exacerbating anxiety and systemic exhaustion [13, 14, 22–25, 29].</w:t>
       </w:r>
     </w:p>
     <w:p>
@@ -181,13 +142,7 @@
         <w:spacing w:after="80"/>
       </w:pPr>
       <w:r>
-        <w:t>Prior studies have significant limitations. Linear statistical analyses are unable to model non-linear behavioural thresholds such as the ef</w:t>
-      </w:r>
-      <w:r>
-        <w:t>fects of screen-time on circadian disruption [26–28, 66, 67]. Conversely, educational ML studies often use opaque black-box models with no actionable clinical explanations [31–35, 43, 62, 63], and are removed from students' lived subjective experiences [19</w:t>
-      </w:r>
-      <w:r>
-        <w:t>–21, 64, 65].</w:t>
+        <w:t>Prior studies have significant limitations. Linear statistical analyses are unable to model non-linear behavioural thresholds such as the effects of screen-time on circadian disruption [26–28, 66, 67]. Conversely, educational ML studies often use opaque black-box models with no actionable clinical explanations [31–35, 43, 62, 63], and are removed from students' lived subjective experiences [19–21, 64, 65].</w:t>
       </w:r>
     </w:p>
     <w:p>
@@ -195,13 +150,7 @@
         <w:spacing w:after="80"/>
       </w:pPr>
       <w:r>
-        <w:t>To address these gaps, we used an explanatory sequential mixed-methods design (QUAN → QUAL) across 11 universities in Bangladesh [19, 20], combining supervised ML, model-agnostic SHAP explainability [44, 45], and reflexive thematic analysis [</w:t>
-      </w:r>
-      <w:r>
-        <w:t>56–58]. Contributions include: (1) mixed-methods architecture (N = 601 survey; N = 20 interviews) with structured triangulation [21]; (2) theory-driven COR/JD-R composite features benchmarked across 10 classifiers [36–42]; (3) model-agnostic SHAP attributi</w:t>
-      </w:r>
-      <w:r>
-        <w:t xml:space="preserve">ons validated across degree tiers [42, 44, 45, 51]; and (4) open-access deployment of </w:t>
+        <w:t xml:space="preserve">To address these gaps, we used an explanatory sequential mixed-methods design (QUAN → QUAL) across 11 universities in Bangladesh [19, 20], combining supervised ML, model-agnostic SHAP explainability [44, 45], and reflexive thematic analysis [56–58]. Contributions include: (1) mixed-methods architecture (N = 601 survey; N = 20 interviews) with structured triangulation [21]; (2) theory-driven COR/JD-R composite features benchmarked across 10 classifiers [36–42]; (3) model-agnostic SHAP attributions validated across degree tiers [42, 44, 45, 51]; and (4) open-access deployment of </w:t>
       </w:r>
       <w:r>
         <w:rPr>
@@ -242,16 +191,7 @@
         <w:spacing w:after="80"/>
       </w:pPr>
       <w:r>
-        <w:t>Academic burnout consists of emotional exhaustion, dep</w:t>
-      </w:r>
-      <w:r>
-        <w:t xml:space="preserve">ersonalization/cynicism, and academic inefficacy [1–4]. The major determinants are heavy course loads, frequent assessments, and competitive grading [5, 66, 69]. Cumulative Grade Point Average (CGPA) governs scholarship eligibility, parental expectations, </w:t>
-      </w:r>
-      <w:r>
-        <w:t xml:space="preserve">and employment prospects [5, 61]. Sleep restriction (&lt;6 h/night) impairs prefrontal executive function [22–25], while nocturnal screen engagement triggers circadian phase-shifting and sleep displacement [26–28]. Demographics (gender, age, discipline) show </w:t>
-      </w:r>
-      <w:r>
-        <w:t>inconsistent associations across contexts [29, 30, 70, 71].</w:t>
+        <w:t>Academic burnout consists of emotional exhaustion, depersonalization/cynicism, and academic inefficacy [1–4]. The major determinants are heavy course loads, frequent assessments, and competitive grading [5, 66, 69]. Cumulative Grade Point Average (CGPA) governs scholarship eligibility, parental expectations, and employment prospects [5, 61]. Sleep restriction (&lt;6 h/night) impairs prefrontal executive function [22–25], while nocturnal screen engagement triggers circadian phase-shifting and sleep displacement [26–28]. Demographics (gender, age, discipline) show inconsistent associations across contexts [29, 30, 70, 71].</w:t>
       </w:r>
     </w:p>
     <w:p>
@@ -271,13 +211,7 @@
         <w:spacing w:after="80"/>
       </w:pPr>
       <w:r>
-        <w:t>Supervised models (Random Forest, SVM, Gradient Boosting) predict student attrition, depression, and academic failure [31–35, 6</w:t>
-      </w:r>
-      <w:r>
-        <w:t>2]. However, adoption is impeded by the black-box dilemma [43]. SHAP provides mathematically consistent marginal feature attributions grounded in cooperative game theory [44–46, 48]. While established in healthcare, SHAP is rarely applied to educational sc</w:t>
-      </w:r>
-      <w:r>
-        <w:t>reening with cross-validation stability checks [63].</w:t>
+        <w:t>Supervised models (Random Forest, SVM, Gradient Boosting) predict student attrition, depression, and academic failure [31–35, 62]. However, adoption is impeded by the black-box dilemma [43]. SHAP provides mathematically consistent marginal feature attributions grounded in cooperative game theory [44–46, 48]. While established in healthcare, SHAP is rarely applied to educational screening with cross-validation stability checks [63].</w:t>
       </w:r>
     </w:p>
     <w:p>
@@ -297,10 +231,7 @@
         <w:spacing w:after="80"/>
       </w:pPr>
       <w:r>
-        <w:t>As summarized in Table 1, prior work exhibits a divide: quantitative ML studies optimize predictive metrics without qualitative groun</w:t>
-      </w:r>
-      <w:r>
-        <w:t>ding [61–63], whereas qualitative studies offer rich narratives without scalable screening capacity [64, 65]. We bridge this dichotomy via an explanatory sequential mixed-methods design (QUAN → QUAL) [19, 20].</w:t>
+        <w:t>As summarized in Table 1, prior work exhibits a divide: quantitative ML studies optimize predictive metrics without qualitative grounding [61–63], whereas qualitative studies offer rich narratives without scalable screening capacity [64, 65]. We bridge this dichotomy via an explanatory sequential mixed-methods design (QUAN → QUAL) [19, 20].</w:t>
       </w:r>
     </w:p>
     <w:p>
@@ -313,13 +244,7 @@
           <w:color w:val="000000"/>
         </w:rPr>
         <w:lastRenderedPageBreak/>
-        <w:t xml:space="preserve">Table 1. Structured Methodological Comparison </w:t>
-      </w:r>
-      <w:r>
-        <w:rPr>
-          <w:color w:val="000000"/>
-        </w:rPr>
-        <w:t>Against Prior Literature</w:t>
+        <w:t>Table 1. Structured Methodological Comparison Against Prior Literature</w:t>
       </w:r>
     </w:p>
     <w:tbl>
@@ -551,10 +476,7 @@
           </w:tcPr>
           <w:p>
             <w:r>
-              <w:t xml:space="preserve">Logistic Regression, </w:t>
-            </w:r>
-            <w:r>
-              <w:t>Chi-square</w:t>
+              <w:t>Logistic Regression, Chi-square</w:t>
             </w:r>
           </w:p>
         </w:tc>
@@ -905,10 +827,7 @@
           </w:tcPr>
           <w:p>
             <w:r>
-              <w:t>Multivariate Logistic R</w:t>
-            </w:r>
-            <w:r>
-              <w:t>egression</w:t>
+              <w:t>Multivariate Logistic Regression</w:t>
             </w:r>
           </w:p>
         </w:tc>
@@ -1114,10 +1033,7 @@
           </w:tcPr>
           <w:p>
             <w:r>
-              <w:t xml:space="preserve">University Student Academic </w:t>
-            </w:r>
-            <w:r>
-              <w:t>Burnout</w:t>
+              <w:t>University Student Academic Burnout</w:t>
             </w:r>
           </w:p>
         </w:tc>
@@ -1227,10 +1143,7 @@
       </w:r>
       <w:r>
         <w:lastRenderedPageBreak/>
-        <w:t>Artificial Neural Network; SHAP = SHapley Additive exPlanations; PI = Pe</w:t>
-      </w:r>
-      <w:r>
-        <w:t>rmutation Importance; FI = Feature Importance; CV = Cross-Validation.</w:t>
+        <w:t>Artificial Neural Network; SHAP = SHapley Additive exPlanations; PI = Permutation Importance; FI = Feature Importance; CV = Cross-Validation.</w:t>
       </w:r>
     </w:p>
     <w:p>
@@ -1262,16 +1175,7 @@
         <w:spacing w:after="80"/>
       </w:pPr>
       <w:r>
-        <w:t xml:space="preserve">We implemented an explanatory sequential mixed-methods design (QUAN → QUAL) conforming to GRAMMS (Good Reporting of A </w:t>
-      </w:r>
-      <w:r>
-        <w:t>Mixed Methods Study) guidelines and mixed-methods design standards [19, 20] across four phases (Figure 1): cross-sectional survey (N = 601), feature engineering and nested 10-fold ML benchmarking, SHAP interpretability with threshold calibration, and semi-</w:t>
-      </w:r>
-      <w:r>
-        <w:t>structured qualitative interviews (N = 20) analyzed via reflexive thematic analysis [56–58]. Reporting checklists conforming to COREQ (Consolidated Criteria for Reporting Qualitative Research; qualitative strand; Supplementary S1) [52] and TRIPOD (predicti</w:t>
-      </w:r>
-      <w:r>
-        <w:t>on model; Supplementary S2) [51] reporting standards are provided as supplementary materials.</w:t>
+        <w:t>We implemented an explanatory sequential mixed-methods design (QUAN → QUAL) conforming to GRAMMS (Good Reporting of A Mixed Methods Study) guidelines and mixed-methods design standards [19, 20] across four phases (Figure 1): cross-sectional survey (N = 601), feature engineering and nested 10-fold ML benchmarking, SHAP interpretability with threshold calibration, and semi-structured qualitative interviews (N = 20) analyzed via reflexive thematic analysis [56–58]. Reporting checklists conforming to COREQ (Consolidated Criteria for Reporting Qualitative Research; qualitative strand; Supplementary S1) [52] and TRIPOD (prediction model; Supplementary S2) [51] reporting standards are provided as supplementary materials.</w:t>
       </w:r>
     </w:p>
     <w:p>
@@ -1346,10 +1250,7 @@
         <w:t>Figure 1.</w:t>
       </w:r>
       <w:r>
-        <w:t xml:space="preserve"> Explanatory sequential mixed-methods research design workflow (QUAN → QUAL) integrati</w:t>
-      </w:r>
-      <w:r>
-        <w:t>ng cross-sectional survey predictive modeling and semi-structured interview reflexive thematic analysis.</w:t>
+        <w:t xml:space="preserve"> Explanatory sequential mixed-methods research design workflow (QUAN → QUAL) integrating cross-sectional survey predictive modeling and semi-structured interview reflexive thematic analysis.</w:t>
       </w:r>
     </w:p>
     <w:p>
@@ -1369,22 +1270,15 @@
         <w:spacing w:after="80"/>
       </w:pPr>
       <w:r>
-        <w:t xml:space="preserve">The cohort comprises N = 601 tertiary students across 11 universities in Bangladesh (8 private, 1 public, </w:t>
-      </w:r>
-      <w:r>
-        <w:t>2 National University affiliated colleges) surveyed between October 2023 and February 2024. As an anonymous, non-interventional observational survey conducted with voluntary participation, this study satisfied educational research ethics exemption criteria</w:t>
-      </w:r>
-      <w:r>
-        <w:t xml:space="preserve"> under institutional guidelines (Department of Computer Science and Engineering, Presidency University, Dhaka, Bangladesh). No formal IRB approval number was assigned under the institutional exemption policy for non-clinical, anonymous educational research</w:t>
-      </w:r>
-      <w:r>
-        <w:t>; the study adhered to the Declaration of Helsinki throughout. Participants provided electronic informed consent prior to data collection. The quantitative cohort employed convenience sampling through institutional email broadcasts, course announcements, a</w:t>
-      </w:r>
-      <w:r>
-        <w:t>nd snowball referrals within each institution. Purposive maximum variation sampling was applied exclusively to the qualitative interview strand (N = 20) to ensure burnout-tier and degree-level diversity. The quantitative cohort may overrepresent technology</w:t>
-      </w:r>
-      <w:r>
-        <w:t>-adjacent disciplines; generalizability to non-CSE majors and rural institutions warrants caution.</w:t>
+        <w:t>The cohort comprises N = 601 tertiary students across 11 universities in Bangladesh (8 private, 1 public, 2 National University affiliated colleges) surv</w:t>
+      </w:r>
+      <w:r>
+        <w:t>eyed between March and May 2026</w:t>
+      </w:r>
+      <w:bookmarkStart w:id="0" w:name="_GoBack"/>
+      <w:bookmarkEnd w:id="0"/>
+      <w:r>
+        <w:t>. As an anonymous, non-interventional observational survey conducted with voluntary participation, this study satisfied educational research ethics exemption criteria under institutional guidelines (Department of Computer Science and Engineering, Presidency University, Dhaka, Bangladesh). No formal IRB approval number was assigned under the institutional exemption policy for non-clinical, anonymous educational research; the study adhered to the Declaration of Helsinki throughout. Participants provided electronic informed consent prior to data collection. The quantitative cohort employed convenience sampling through institutional email broadcasts, course announcements, and snowball referrals within each institution. Purposive maximum variation sampling was applied exclusively to the qualitative interview strand (N = 20) to ensure burnout-tier and degree-level diversity. The quantitative cohort may overrepresent technology-adjacent disciplines; generalizability to non-CSE majors and rural institutions warrants caution.</w:t>
       </w:r>
     </w:p>
     <w:p>
@@ -1398,16 +1292,7 @@
         <w:t>Sample Size and Power:</w:t>
       </w:r>
       <w:r>
-        <w:t xml:space="preserve"> With 255 high-burnout events across 18 raw survey features entering the primary regression-based analysis, the Events Per Variable (EP</w:t>
-      </w:r>
-      <w:r>
-        <w:t>V) ratio was 255/18 = 14.17, exceeding the ≥ 10 EPV heuristic [36]. Note that the full ML feature space comprised 27 variables (18 raw + 9 engineered) and 37 dimensions after one-hot encoding of categorical variables; ML classifier performance under this e</w:t>
-      </w:r>
-      <w:r>
-        <w:t>xpanded space was evaluated via stratified cross-validation, which does not require EPV compliance — EPV criteria are specific to logistic regression-type models and do not apply to tree-based ensemble classifiers evaluated via cross-validation [77]. Post-</w:t>
-      </w:r>
-      <w:r>
-        <w:t>hoc power analysis (G*Power v3.1.9.7) confirmed that N = 601 achieves power (1 - β) 0.99 for small-to-moderate effects (w = 0.18, d = 0.35) at α = .05.</w:t>
+        <w:t xml:space="preserve"> With 255 high-burnout events across 18 raw survey features entering the primary regression-based analysis, the Events Per Variable (EPV) ratio was 255/18 = 14.17, exceeding the ≥ 10 EPV heuristic [36]. Note that the full ML feature space comprised 27 variables (18 raw + 9 engineered) and 37 dimensions after one-hot encoding of categorical variables; ML classifier performance under this expanded space was evaluated via stratified cross-validation, which does not require EPV compliance — EPV criteria are specific to logistic regression-type models and do not apply to tree-based ensemble classifiers evaluated via cross-validation [77]. Post-hoc power analysis (G*Power v3.1.9.7) confirmed that N = 601 achieves power (1 - β) 0.99 for small-to-moderate effects (w = 0.18, d = 0.35) at α = .05.</w:t>
       </w:r>
     </w:p>
     <w:p>
@@ -1427,10 +1312,7 @@
         <w:spacing w:after="80"/>
       </w:pPr>
       <w:r>
-        <w:t>The survey captured indicators across sociodemograp</w:t>
-      </w:r>
-      <w:r>
-        <w:t>hic, academic, lifestyle, and psychological domains (Table 2).</w:t>
+        <w:t>The survey captured indicators across sociodemographic, academic, lifestyle, and psychological domains (Table 2).</w:t>
       </w:r>
     </w:p>
     <w:p>
@@ -1553,14 +1435,7 @@
                 <w:b/>
                 <w:color w:val="FFFFFF"/>
               </w:rPr>
-              <w:t>Empirica</w:t>
-            </w:r>
-            <w:r>
-              <w:rPr>
-                <w:b/>
-                <w:color w:val="FFFFFF"/>
-              </w:rPr>
-              <w:t>l Range in Data</w:t>
+              <w:t>Empirical Range in Data</w:t>
             </w:r>
           </w:p>
         </w:tc>
@@ -1702,10 +1577,7 @@
           </w:tcPr>
           <w:p>
             <w:r>
-              <w:t xml:space="preserve">Categorical (17–18, 19–20, </w:t>
-            </w:r>
-            <w:r>
-              <w:t>21–22, 23–24, 25+ years)</w:t>
+              <w:t>Categorical (17–18, 19–20, 21–22, 23–24, 25+ years)</w:t>
             </w:r>
           </w:p>
         </w:tc>
@@ -1855,10 +1727,7 @@
           </w:tcPr>
           <w:p>
             <w:r>
-              <w:t xml:space="preserve">Categorical </w:t>
-            </w:r>
-            <w:r>
-              <w:t>(1st Year, 2nd Year, 3rd Year, Final Year)</w:t>
+              <w:t>Categorical (1st Year, 2nd Year, 3rd Year, Final Year)</w:t>
             </w:r>
           </w:p>
         </w:tc>
@@ -2219,10 +2088,7 @@
           </w:tcPr>
           <w:p>
             <w:r>
-              <w:t>Official self-report</w:t>
-            </w:r>
-            <w:r>
-              <w:t>ed institutional classroom attendance</w:t>
+              <w:t>Official self-reported institutional classroom attendance</w:t>
             </w:r>
           </w:p>
         </w:tc>
@@ -2462,10 +2328,7 @@
           </w:tcPr>
           <w:p>
             <w:r>
-              <w:t>4-point Li</w:t>
-            </w:r>
-            <w:r>
-              <w:t>kert (1 = None/Minimal, 2 = Mild, 3 = Moderate, 4 = Severe)</w:t>
+              <w:t>4-point Likert (1 = None/Minimal, 2 = Mild, 3 = Moderate, 4 = Severe)</w:t>
             </w:r>
           </w:p>
         </w:tc>
@@ -2690,10 +2553,7 @@
           </w:tcPr>
           <w:p>
             <w:r>
-              <w:t xml:space="preserve">3-point </w:t>
-            </w:r>
-            <w:r>
-              <w:t>Ordinal (0 = None/Unemployed, 1 = Part-time, 2 = Substantial/Full-time)</w:t>
+              <w:t>3-point Ordinal (0 = None/Unemployed, 1 = Part-time, 2 = Substantial/Full-time)</w:t>
             </w:r>
           </w:p>
         </w:tc>
@@ -2782,10 +2642,7 @@
           </w:tcPr>
           <w:p>
             <w:r>
-              <w:t>1.00</w:t>
-            </w:r>
-            <w:r>
-              <w:t xml:space="preserve"> – 3.00</w:t>
+              <w:t>1.00 – 3.00</w:t>
             </w:r>
           </w:p>
         </w:tc>
@@ -2907,10 +2764,7 @@
           </w:tcPr>
           <w:p>
             <w:r>
-              <w:t>Global self-reported academic burnout</w:t>
-            </w:r>
-            <w:r>
-              <w:t xml:space="preserve"> severity tier</w:t>
+              <w:t>Global self-reported academic burnout severity tier</w:t>
             </w:r>
           </w:p>
         </w:tc>
@@ -2961,10 +2815,7 @@
         <w:t>Note.</w:t>
       </w:r>
       <w:r>
-        <w:t xml:space="preserve"> Empirical distributions across the quantitative cohort (N = 601). Interval midpoints were derived from standardized response brackets. Physical activity hours reflect ordinal brackets: &lt; 1 hour/day (coded to 1.0 h/day to reflect light baseline locomotion/</w:t>
-      </w:r>
-      <w:r>
-        <w:t>walking), 1–2 hours/day (coded 2.0 h), 2–4 hours/day (coded 3.0 h), and 4 hours/day (coded 5.0 h), capturing cumulative physical exertion rather than exclusive gym exercise.</w:t>
+        <w:t xml:space="preserve"> Empirical distributions across the quantitative cohort (N = 601). Interval midpoints were derived from standardized response brackets. Physical activity hours reflect ordinal brackets: &lt; 1 hour/day (coded to 1.0 h/day to reflect light baseline locomotion/walking), 1–2 hours/day (coded 2.0 h), 2–4 hours/day (coded 3.0 h), and 4 hours/day (coded 5.0 h), capturing cumulative physical exertion rather than exclusive gym exercise.</w:t>
       </w:r>
     </w:p>
     <w:p>
@@ -2978,16 +2829,7 @@
         <w:t>Survey Design &amp; Operationalisation:</w:t>
       </w:r>
       <w:r>
-        <w:t xml:space="preserve"> Standardized ordinal brackets were coded to in</w:t>
-      </w:r>
-      <w:r>
-        <w:t>terval midpoints. CGPA brackets were defined as: ≥ 2.00 to &lt; 2.50 (midpoint = 2.25, assuming a minimum passing CGPA of 2.00), 2.50–3.00 (midpoint = 2.75), 3.00–3.50 (midpoint = 3.25), and 3.50 to 4.00 (midpoint = 3.75). Gender followed binary administrativ</w:t>
-      </w:r>
-      <w:r>
-        <w:t>e classifications, with nuanced dimensions explored qualitatively (Section 8). Academic burnout was assessed via a 3-point screening metric adapted from the Maslach Burnout Inventory (MBI) [2, 49]: Mild (n = 117, 19.47%), Moderate (n = 229, 38.10%), and Se</w:t>
-      </w:r>
-      <w:r>
-        <w:t xml:space="preserve">vere (n = 255, 42.43%). For predictive triage, the criterion was operationalized as binary: </w:t>
+        <w:t xml:space="preserve"> Standardized ordinal brackets were coded to interval midpoints. CGPA brackets were defined as: ≥ 2.00 to &lt; 2.50 (midpoint = 2.25, assuming a minimum passing CGPA of 2.00), 2.50–3.00 (midpoint = 2.75), 3.00–3.50 (midpoint = 3.25), and 3.50 to 4.00 (midpoint = 3.75). Gender followed binary administrative classifications, with nuanced dimensions explored qualitatively (Section 8). Academic burnout was assessed via a 3-point screening metric adapted from the Maslach Burnout Inventory (MBI) [2, 49]: Mild (n = 117, 19.47%), Moderate (n = 229, 38.10%), and Severe (n = 255, 42.43%). For predictive triage, the criterion was operationalized as binary: </w:t>
       </w:r>
       <w:r>
         <w:rPr>
@@ -3014,10 +2856,7 @@
         <w:spacing w:before="160" w:after="40"/>
       </w:pPr>
       <w:r>
-        <w:t>3.3.1 Psychometric Validity and Methodolo</w:t>
-      </w:r>
-      <w:r>
-        <w:t>gical Considerations</w:t>
+        <w:t>3.3.1 Psychometric Validity and Methodological Considerations</w:t>
       </w:r>
     </w:p>
     <w:p>
@@ -3031,19 +2870,7 @@
         <w:t>Psychometric Note:</w:t>
       </w:r>
       <w:r>
-        <w:t xml:space="preserve"> Single-item global burnout ratings offer high completion efficiency and acceptable concurrent validity (r = 0.64–0.76) [49, 50]. Although the present instrument captures global burnout severity rather than the MBI-SS</w:t>
-      </w:r>
-      <w:r>
-        <w:t xml:space="preserve"> three-factor structure (exhaustion, cynicism, academic efficacy) [4], single-item global ratings demonstrate acceptable criterion-related validity, consistent with the cited medical validation studies [49, 50]. It is important to note that both cited vali</w:t>
-      </w:r>
-      <w:r>
-        <w:t>dation studies [49, 50] were conducted with medical professional (physician) samples rather than undergraduate student populations; psychometric properties may differ across populations, and student-specific validation evidence for single-item burnout tool</w:t>
-      </w:r>
-      <w:r>
-        <w:t>s remains more limited (cf. Dyrbye et al., 2008 [65]). We acknowledge this as a limitation (Section 9.3) and recommend future replication employing the validated MBI-SS [4]. Cross-sectional single-item measures remain subject to common-method variance (CMV</w:t>
-      </w:r>
-      <w:r>
-        <w:t>) and an operational ceiling on ROC-AUC bounded by criterion reliability; comparisons against full multi-item inventories (e.g., MBI-SS, CBI) [4, 7] warrant caution.</w:t>
+        <w:t xml:space="preserve"> Single-item global burnout ratings offer high completion efficiency and acceptable concurrent validity (r = 0.64–0.76) [49, 50]. Although the present instrument captures global burnout severity rather than the MBI-SS three-factor structure (exhaustion, cynicism, academic efficacy) [4], single-item global ratings demonstrate acceptable criterion-related validity, consistent with the cited medical validation studies [49, 50]. It is important to note that both cited validation studies [49, 50] were conducted with medical professional (physician) samples rather than undergraduate student populations; psychometric properties may differ across populations, and student-specific validation evidence for single-item burnout tools remains more limited (cf. Dyrbye et al., 2008 [65]). We acknowledge this as a limitation (Section 9.3) and recommend future replication employing the validated MBI-SS [4]. Cross-sectional single-item measures remain subject to common-method variance (CMV) and an operational ceiling on ROC-AUC bounded by criterion reliability; comparisons against full multi-item inventories (e.g., MBI-SS, CBI) [4, 7] warrant caution.</w:t>
       </w:r>
     </w:p>
     <w:p>
@@ -3057,13 +2884,7 @@
         <w:t>Qualitative Guide &amp; Discriminant Validity:</w:t>
       </w:r>
       <w:r>
-        <w:t xml:space="preserve"> A 10-item guide examined routines, sleep, scree</w:t>
-      </w:r>
-      <w:r>
-        <w:t>n use, employment, stress, mental health, exercise, burnout, attendance, and sleep quality (interviews: 20–30 min). Perceived depression correlated moderately with burnout (r_s = 0.284, p &lt; .001), confirming 90% unshared variance and no collinearity (VIF =</w:t>
-      </w:r>
-      <w:r>
-        <w:t xml:space="preserve"> 2.04 &lt; 3.0) [67, 68]. SHAP analysis confirmed that Academic Performance Index (|SHAP| = 0.0388) and Screen-to-Sleep Ratio (0.0298) far outweighed depression (0.0152), verifying domain-specific burnout measurement.</w:t>
+        <w:t xml:space="preserve"> A 10-item guide examined routines, sleep, screen use, employment, stress, mental health, exercise, burnout, attendance, and sleep quality (interviews: 20–30 min). Perceived depression correlated moderately with burnout (r_s = 0.284, p &lt; .001), confirming 90% unshared variance and no collinearity (VIF = 2.04 &lt; 3.0) [67, 68]. SHAP analysis confirmed that Academic Performance Index (|SHAP| = 0.0388) and Screen-to-Sleep Ratio (0.0298) far outweighed depression (0.0152), verifying domain-specific burnout measurement.</w:t>
       </w:r>
     </w:p>
     <w:p>
@@ -3083,10 +2904,7 @@
         <w:spacing w:after="80"/>
       </w:pPr>
       <w:r>
-        <w:t>To capture comple</w:t>
-      </w:r>
-      <w:r>
-        <w:t>x behavioral interactions, we engineered nine composite features grounded in COR and JD-R frameworks (Table 3) [13-16], including Screen-to-Sleep Ratio and vulnerability indices.</w:t>
+        <w:t>To capture complex behavioral interactions, we engineered nine composite features grounded in COR and JD-R frameworks (Table 3) [13-16], including Screen-to-Sleep Ratio and vulnerability indices.</w:t>
       </w:r>
     </w:p>
     <w:p>
@@ -3099,13 +2917,7 @@
           <w:color w:val="000000"/>
         </w:rPr>
         <w:lastRenderedPageBreak/>
-        <w:t>Table 3. Domain-Specific Engineered Feature Formulations and Theoretical Alig</w:t>
-      </w:r>
-      <w:r>
-        <w:rPr>
-          <w:color w:val="000000"/>
-        </w:rPr>
-        <w:t>nments</w:t>
+        <w:t>Table 3. Domain-Specific Engineered Feature Formulations and Theoretical Alignments</w:t>
       </w:r>
     </w:p>
     <w:tbl>
@@ -3365,10 +3177,7 @@
           </w:tcPr>
           <w:p>
             <w:r>
-              <w:t>(psychological_strain_index * academic_pressure_index) / (motivation_score + sleep_quality_score + 0</w:t>
-            </w:r>
-            <w:r>
-              <w:t>.1)</w:t>
+              <w:t>(psychological_strain_index * academic_pressure_index) / (motivation_score + sleep_quality_score + 0.1)</w:t>
             </w:r>
           </w:p>
         </w:tc>
@@ -3551,10 +3360,7 @@
           </w:tcPr>
           <w:p>
             <w:r>
-              <w:t>(study_hours_numeric + social_media_hours) / (sleep_hours_numeric + physi</w:t>
-            </w:r>
-            <w:r>
-              <w:t>cal_activity_hours + 0.1)</w:t>
+              <w:t>(study_hours_numeric + social_media_hours) / (sleep_hours_numeric + physical_activity_hours + 0.1)</w:t>
             </w:r>
           </w:p>
         </w:tc>
@@ -3648,10 +3454,7 @@
           </w:tcPr>
           <w:p>
             <w:r>
-              <w:t>motivatio</w:t>
-            </w:r>
-            <w:r>
-              <w:t>n_deficit_score</w:t>
+              <w:t>motivation_deficit_score</w:t>
             </w:r>
           </w:p>
         </w:tc>
@@ -3759,10 +3562,7 @@
           </w:tcPr>
           <w:p>
             <w:r>
-              <w:t xml:space="preserve">Represents net </w:t>
-            </w:r>
-            <w:r>
-              <w:t>behavioural coping capacity against psychological demands [38].</w:t>
+              <w:t>Represents net behavioural coping capacity against psychological demands [38].</w:t>
             </w:r>
           </w:p>
         </w:tc>
@@ -3798,13 +3598,7 @@
         <w:t>Note.</w:t>
       </w:r>
       <w:r>
-        <w:t xml:space="preserve"> Sensitivity checks across ε ∈ {0.001–1.0} co</w:t>
-      </w:r>
-      <w:r>
-        <w:t>nfirmed invariant accuracy (65.73%–66.72%), ROC-AUC (0.7089–0.7145), and SHAP rank stability (ρ 0.98). The sleep deprivation index multiplier (4.0 - sleep_quality_score) ≥ 1.0 is strictly positive (quality bounds: 1–3), ensuring mathematical consistency. N</w:t>
-      </w:r>
-      <w:r>
-        <w:t xml:space="preserve">ote that the sleep deprivation index evaluates to zero for students sleeping ≥ 8 hours regardless of sleep quality; differentiation among adequate-sleepers relies on </w:t>
+        <w:t xml:space="preserve"> Sensitivity checks across ε ∈ {0.001–1.0} confirmed invariant accuracy (65.73%–66.72%), ROC-AUC (0.7089–0.7145), and SHAP rank stability (ρ 0.98). The sleep deprivation index multiplier (4.0 - sleep_quality_score) ≥ 1.0 is strictly positive (quality bounds: 1–3), ensuring mathematical consistency. Note that the sleep deprivation index evaluates to zero for students sleeping ≥ 8 hours regardless of sleep quality; differentiation among adequate-sleepers relies on </w:t>
       </w:r>
       <w:r>
         <w:rPr>
@@ -3834,19 +3628,7 @@
         <w:spacing w:after="80"/>
       </w:pPr>
       <w:r>
-        <w:t>Evalua</w:t>
-      </w:r>
-      <w:r>
-        <w:t>tion followed 10-fold Stratified Cross-Validation with fold isolation to prevent data leakage [36, 42]. Preprocessing (StandardScaler) was fitted exclusively on training folds. Ten classifiers were benchmarked: Logistic Regression, Decision Tree, Random Fo</w:t>
-      </w:r>
-      <w:r>
-        <w:t>rest (n = 150, max_depth = 8) [37], Extra Trees (n = 100), Gradient Boosting, Multilayer Perceptron (MLP; layers 64, 32), XGBoost (n = 100, learning_rate = 0.3, max_depth = 6; default hyperparameters) [38], LightGBM (n = 100) [39], CatBoost (n = 150) [40],</w:t>
-      </w:r>
-      <w:r>
-        <w:t xml:space="preserve"> Support Vector Classifier (C = 1.0, kernel = 'rbf') [41], and a Soft Voting Ensemble. Hyperparameter tuning employed nested cross-validation with a 5-fold inner CV loop within a 10-fold outer CV loop. Thresholds were calibrated across ROC operating points</w:t>
-      </w:r>
-      <w:r>
-        <w:t xml:space="preserve"> [51].</w:t>
+        <w:t>Evaluation followed 10-fold Stratified Cross-Validation with fold isolation to prevent data leakage [36, 42]. Preprocessing (StandardScaler) was fitted exclusively on training folds. Ten classifiers were benchmarked: Logistic Regression, Decision Tree, Random Forest (n = 150, max_depth = 8) [37], Extra Trees (n = 100), Gradient Boosting, Multilayer Perceptron (MLP; layers 64, 32), XGBoost (n = 100, learning_rate = 0.3, max_depth = 6; default hyperparameters) [38], LightGBM (n = 100) [39], CatBoost (n = 150) [40], Support Vector Classifier (C = 1.0, kernel = 'rbf') [41], and a Soft Voting Ensemble. Hyperparameter tuning employed nested cross-validation with a 5-fold inner CV loop within a 10-fold outer CV loop. Thresholds were calibrated across ROC operating points [51].</w:t>
       </w:r>
     </w:p>
     <w:p>
@@ -3866,22 +3648,7 @@
         <w:spacing w:after="80"/>
       </w:pPr>
       <w:r>
-        <w:t>Shapley values were computed via TreeSHAP [44, 45] for all tree-based classifiers (Random Forest, Extra Trees, Gradient Boosting, XGBoost, LightGBM, CatBoost). Global importance was quantified as mean absolute SHAP: I_j =</w:t>
-      </w:r>
-      <w:r>
-        <w:t xml:space="preserve"> (1/N) ∑ |</w:t>
-      </w:r>
-      <w:r>
-        <w:t>ϕ</w:t>
-      </w:r>
-      <w:r>
-        <w:t>_j^(i)|. Mean |SHAP| values reported in Table 8 are derived from a full-dataset refit model (all N = 601 samples used for both training and SHAP attribution) to maximize attributional stability; fold-by-fold out-of-fold SHAP corroborates these r</w:t>
-      </w:r>
-      <w:r>
-        <w:t xml:space="preserve">ankings (Spearman's ρ = 0.9856, p = 1.65 × 10⁻²⁵), confirming that full-refit rankings are not inflated by overfitting. Fold stability was further assessed via Spearman's ρ across 10 cross-validation folds. Permutation Importance was computed for non-tree </w:t>
-      </w:r>
-      <w:r>
-        <w:t>models (Logistic Regression, SVM, MLP) and as an ensemble-level cross-validation check for comparison with SHAP rankings [48]; results are available in the supplementary reproducibility archive.</w:t>
+        <w:t>Shapley values were computed via TreeSHAP [44, 45] for all tree-based classifiers (Random Forest, Extra Trees, Gradient Boosting, XGBoost, LightGBM, CatBoost). Global importance was quantified as mean absolute SHAP: I_j = (1/N) ∑ |ϕ_j^(i)|. Mean |SHAP| values reported in Table 8 are derived from a full-dataset refit model (all N = 601 samples used for both training and SHAP attribution) to maximize attributional stability; fold-by-fold out-of-fold SHAP corroborates these rankings (Spearman's ρ = 0.9856, p = 1.65 × 10⁻²⁵), confirming that full-refit rankings are not inflated by overfitting. Fold stability was further assessed via Spearman's ρ across 10 cross-validation folds. Permutation Importance was computed for non-tree models (Logistic Regression, SVM, MLP) and as an ensemble-level cross-validation check for comparison with SHAP rankings [48]; results are available in the supplementary reproducibility archive.</w:t>
       </w:r>
     </w:p>
     <w:p>
@@ -3902,22 +3669,7 @@
         <w:spacing w:after="80"/>
       </w:pPr>
       <w:r>
-        <w:t>Interviews were conducted i</w:t>
-      </w:r>
-      <w:r>
-        <w:t>n Bengali (Bangla) and subsequently translated to English by the first author. Semi-structured interviews (N = 20, Table 9) were analyzed using Braun and Clarke's reflexive thematic analysis [56–58]. A 25% random subsample (n = 5 transcripts) were independ</w:t>
-      </w:r>
-      <w:r>
-        <w:t xml:space="preserve">ently back-translated (Bengali → English → Bengali) by a bilingual translator to verify semantic equivalence [60]. English quotes in this manuscript represent the first author's rendering, verified through this audit. Reflexive analytical sufficiency [57] </w:t>
-      </w:r>
-      <w:r>
-        <w:t>was achieved by the 16th interview, with the final four interviews confirming no substantively new themes emerged — consistent with the analytic depth criterion for reflexive thematic analysis — justifying the N = 20 sample. Inter-rater reliability (Cohen'</w:t>
-      </w:r>
-      <w:r>
-        <w:t>s κ = 0.82) was verified by an independent second coder (Master's-level researcher in Educational Psychology with prior experience applying Braun and Clarke's [56] six-phase framework in educational research contexts, blind to the primary coding scheme) wh</w:t>
-      </w:r>
-      <w:r>
-        <w:t>o coded a 25% audit subsample (n = 5 transcripts) [55].</w:t>
+        <w:t>Interviews were conducted in Bengali (Bangla) and subsequently translated to English by the first author. Semi-structured interviews (N = 20, Table 9) were analyzed using Braun and Clarke's reflexive thematic analysis [56–58]. A 25% random subsample (n = 5 transcripts) were independently back-translated (Bengali → English → Bengali) by a bilingual translator to verify semantic equivalence [60]. English quotes in this manuscript represent the first author's rendering, verified through this audit. Reflexive analytical sufficiency [57] was achieved by the 16th interview, with the final four interviews confirming no substantively new themes emerged — consistent with the analytic depth criterion for reflexive thematic analysis — justifying the N = 20 sample. Inter-rater reliability (Cohen's κ = 0.82) was verified by an independent second coder (Master's-level researcher in Educational Psychology with prior experience applying Braun and Clarke's [56] six-phase framework in educational research contexts, blind to the primary coding scheme) who coded a 25% audit subsample (n = 5 transcripts) [55].</w:t>
       </w:r>
     </w:p>
     <w:p>
@@ -3931,13 +3683,7 @@
         <w:t>Researcher Positionality:</w:t>
       </w:r>
       <w:r>
-        <w:t xml:space="preserve"> Reflexivity is a core requirement of the Braun and Clarke framework [57]. RM, as a CSE student at the same institutional tier as participants, brings insider knowledge of Ban</w:t>
-      </w:r>
-      <w:r>
-        <w:t>gladeshi academic culture, which facilitated rapport and naturalistic disclosure during interviews. Social desirability effects were mitigated through explicit anonymity assurances and purposive sampling across institutions distinct from RM's own. ASMS, as</w:t>
-      </w:r>
-      <w:r>
-        <w:t xml:space="preserve"> faculty supervisor with an independent disciplinary perspective, provided external epistemic oversight throughout the coding and theme development process.</w:t>
+        <w:t xml:space="preserve"> Reflexivity is a core requirement of the Braun and Clarke framework [57]. RM, as a CSE student at the same institutional tier as participants, brings insider knowledge of Bangladeshi academic culture, which facilitated rapport and naturalistic disclosure during interviews. Social desirability effects were mitigated through explicit anonymity assurances and purposive sampling across institutions distinct from RM's own. ASMS, as faculty supervisor with an independent disciplinary perspective, provided external epistemic oversight throughout the coding and theme development process.</w:t>
       </w:r>
     </w:p>
     <w:p>
@@ -3969,13 +3715,7 @@
         <w:spacing w:after="80"/>
       </w:pPr>
       <w:r>
-        <w:t>The c</w:t>
-      </w:r>
-      <w:r>
-        <w:t>ohort (N = 601) comprised 344 male (57.24%) and 257 female (42.76%) students. By degree program, 69.22% (n = 416) were in Bachelor's, 24.96% (n = 150) Master's, 4.49% (n = 27) Doctoral, and 1.33% (n = 8) Diploma/Associate programs. Age distribution spanned</w:t>
-      </w:r>
-      <w:r>
-        <w:t>: 17–18 (9.32%), 19–20 (24.96%), 21–22 (23.96%), 23–24 (22.80%), and 25+ years (18.97%).</w:t>
+        <w:t>The cohort (N = 601) comprised 344 male (57.24%) and 257 female (42.76%) students. By degree program, 69.22% (n = 416) were in Bachelor's, 24.96% (n = 150) Master's, 4.49% (n = 27) Doctoral, and 1.33% (n = 8) Diploma/Associate programs. Age distribution spanned: 17–18 (9.32%), 19–20 (24.96%), 21–22 (23.96%), 23–24 (22.80%), and 25+ years (18.97%).</w:t>
       </w:r>
     </w:p>
     <w:p>
@@ -4044,14 +3784,7 @@
           <w:color w:val="475569"/>
           <w:sz w:val="19"/>
         </w:rPr>
-        <w:t xml:space="preserve">Figure 2: Distribution of Student </w:t>
-      </w:r>
-      <w:r>
-        <w:rPr>
-          <w:color w:val="475569"/>
-          <w:sz w:val="19"/>
-        </w:rPr>
-        <w:t>Burnout Levels across the study cohort</w:t>
+        <w:t>Figure 2: Distribution of Student Burnout Levels across the study cohort</w:t>
       </w:r>
     </w:p>
     <w:p>
@@ -4073,10 +3806,7 @@
         <w:spacing w:after="80"/>
       </w:pPr>
       <w:r>
-        <w:t xml:space="preserve">Burnout severity across gender brackets is shown in Figure 3. </w:t>
-      </w:r>
-      <w:r>
-        <w:t>Vulnerability was gender-invariant (severe burnout: 41.86% males vs. 43.19% females), confirming baseline demographic parity [74].</w:t>
+        <w:t>Burnout severity across gender brackets is shown in Figure 3. Vulnerability was gender-invariant (severe burnout: 41.86% males vs. 43.19% females), confirming baseline demographic parity [74].</w:t>
       </w:r>
     </w:p>
     <w:p>
@@ -4151,10 +3881,7 @@
         <w:t>Figure 3.</w:t>
       </w:r>
       <w:r>
-        <w:t xml:space="preserve"> Burnout severity distribution across gender bracke</w:t>
-      </w:r>
-      <w:r>
-        <w:t>ts and academic cohorts, demonstrating baseline demographic parity in vulnerability profiles.</w:t>
+        <w:t xml:space="preserve"> Burnout severity distribution across gender brackets and academic cohorts, demonstrating baseline demographic parity in vulnerability profiles.</w:t>
       </w:r>
     </w:p>
     <w:p>
@@ -4186,16 +3913,7 @@
         <w:spacing w:after="80"/>
       </w:pPr>
       <w:r>
-        <w:t>Pearson's Chi-Square tests confirmed significant associations between academic</w:t>
-      </w:r>
-      <w:r>
-        <w:t xml:space="preserve"> burnout severity (3-tier ordinal) and academic indicators: CGPA bracket midpoint (χ² = 50.44, p &lt; .001, Cramér's V = 0.205), classroom attendance (χ² = 24.26, p &lt; .001, V = 0.142), perceived stress level (χ² = 25.39, p &lt; .001, V = 0.145), depressive affec</w:t>
-      </w:r>
-      <w:r>
-        <w:t>t (χ² = 31.75, p &lt; .001, V = 0.163), intrinsic motivation (χ² = 27.41, p &lt; .001, V = 0.151), and academic year (χ² = 13.33, p = .038, V = 0.105). Demographic factors showed no significant association: gender (χ² = 2.43, p = .297, V = 0.064) and age bracket</w:t>
-      </w:r>
-      <w:r>
-        <w:t xml:space="preserve"> (χ² = 7.69, p = .465, V = 0.080), confirming that burnout is driven by evaluative strain rather than static demographics.</w:t>
+        <w:t>Pearson's Chi-Square tests confirmed significant associations between academic burnout severity (3-tier ordinal) and academic indicators: CGPA bracket midpoint (χ² = 50.44, p &lt; .001, Cramér's V = 0.205), classroom attendance (χ² = 24.26, p &lt; .001, V = 0.142), perceived stress level (χ² = 25.39, p &lt; .001, V = 0.145), depressive affect (χ² = 31.75, p &lt; .001, V = 0.163), intrinsic motivation (χ² = 27.41, p &lt; .001, V = 0.151), and academic year (χ² = 13.33, p = .038, V = 0.105). Demographic factors showed no significant association: gender (χ² = 2.43, p = .297, V = 0.064) and age bracket (χ² = 7.69, p = .465, V = 0.080), confirming that burnout is driven by evaluative strain rather than static demographics.</w:t>
       </w:r>
     </w:p>
     <w:p>
@@ -4215,23 +3933,11 @@
         <w:spacing w:after="80"/>
       </w:pPr>
       <w:r>
-        <w:t>One-way ANOVA with Benjamini–Hochberg FDR control [53] confirmed significant diffe</w:t>
-      </w:r>
-      <w:r>
-        <w:t>rences across composite features between burnout tiers: Academic Performance Index (F(2, 598) = 19.40, p = 6.84 × 10⁻⁹, η² = 0.061), Screen-to-Sleep Ratio (F(2, 598) = 15.97, p = 1.75 × 10⁻⁷, η² = 0.051), Burnout Vulnerability Index (F(2, 598) = 10.39, p =</w:t>
-      </w:r>
-      <w:r>
-        <w:t xml:space="preserve"> 3.68 × 10⁻⁵, η² = 0.034), Psychological Strain Index (F(2, 598) = 8.08, p = 3.45 × 10⁻⁴, η² = 0.026), Motivation Deficit Score (F(2, 598) = 7.06, p = 9.31 × 10⁻⁴, η² = 0.023), and Sleep Deprivation Index (F(2, 598) = 6.09, p = .002, η² = 0.020). Under bin</w:t>
-      </w:r>
-      <w:r>
-        <w:t xml:space="preserve">ary triage grouping (High vs. Low/Medium), differentiation remained pronounced (Academic Performance Index: F(1, 599) = 38.61, p &lt; .001, Cohen's d = -0.513 [negative sign indicates High </w:t>
+        <w:t xml:space="preserve">One-way ANOVA with Benjamini–Hochberg FDR control [53] confirmed significant differences across composite features between burnout tiers: Academic Performance Index (F(2, 598) = 19.40, p = 6.84 × 10⁻⁹, η² = 0.061), Screen-to-Sleep Ratio (F(2, 598) = 15.97, p = 1.75 × 10⁻⁷, η² = 0.051), Burnout Vulnerability Index (F(2, 598) = 10.39, p = 3.68 × 10⁻⁵, η² = 0.034), Psychological Strain Index (F(2, 598) = 8.08, p = 3.45 × 10⁻⁴, η² = 0.026), Motivation Deficit Score (F(2, 598) = 7.06, p = 9.31 × 10⁻⁴, η² = 0.023), and Sleep Deprivation Index (F(2, 598) = 6.09, p = .002, η² = 0.020). Under binary triage grouping (High vs. Low/Medium), differentiation remained pronounced (Academic Performance Index: F(1, 599) = 38.61, p &lt; .001, Cohen's d = -0.513 [negative sign indicates High </w:t>
       </w:r>
       <w:r>
         <w:lastRenderedPageBreak/>
-        <w:t>Burnout students have lower Academic Performance Index mean]; Screen-t</w:t>
-      </w:r>
-      <w:r>
-        <w:t>o-Sleep Ratio: F(1, 599) = 30.18, p &lt; .001, d = 0.453 [positive sign indicates High Burnout students have higher Screen-to-Sleep Ratio]). All VIF values remained below 4.5, verifying absence of multicollinearity.</w:t>
+        <w:t>Burnout students have lower Academic Performance Index mean]; Screen-to-Sleep Ratio: F(1, 599) = 30.18, p &lt; .001, d = 0.453 [positive sign indicates High Burnout students have higher Screen-to-Sleep Ratio]). All VIF values remained below 4.5, verifying absence of multicollinearity.</w:t>
       </w:r>
     </w:p>
     <w:p>
@@ -4243,13 +3949,7 @@
         <w:rPr>
           <w:color w:val="1E3A8A"/>
         </w:rPr>
-        <w:t>6. Performance and Results Benchmark of Mac</w:t>
-      </w:r>
-      <w:r>
-        <w:rPr>
-          <w:color w:val="1E3A8A"/>
-        </w:rPr>
-        <w:t>hine Learning</w:t>
+        <w:t>6. Performance and Results Benchmark of Machine Learning</w:t>
       </w:r>
     </w:p>
     <w:p>
@@ -4281,13 +3981,7 @@
         <w:rPr>
           <w:color w:val="000000"/>
         </w:rPr>
-        <w:t>Table 4. Benchmark Classification Performance of 10 Machine Learning Models and Soft Voting Ensemble under 10-Fold Stratifie</w:t>
-      </w:r>
-      <w:r>
-        <w:rPr>
-          <w:color w:val="000000"/>
-        </w:rPr>
-        <w:t>d CV (N = 601)</w:t>
+        <w:t>Table 4. Benchmark Classification Performance of 10 Machine Learning Models and Soft Voting Ensemble under 10-Fold Stratified CV (N = 601)</w:t>
       </w:r>
     </w:p>
     <w:tbl>
@@ -4869,10 +4563,7 @@
           </w:tcPr>
           <w:p>
             <w:r>
-              <w:t>Gradient</w:t>
-            </w:r>
-            <w:r>
-              <w:t xml:space="preserve"> Boosting Classifier</w:t>
+              <w:t>Gradient Boosting Classifier</w:t>
             </w:r>
           </w:p>
         </w:tc>
@@ -5710,10 +5401,7 @@
         <w:t>Note.</w:t>
       </w:r>
       <w:r>
-        <w:t xml:space="preserve"> Accuracy and ROC-AUC are reported as mean ± SD across 10-fold stratified cross-validation folds. Precision, Recall, and F1 Score are computed on pooled out-of-fold (OOF) predictions — equivalent to micro-averaging across folds — consistent with scikit-lea</w:t>
-      </w:r>
-      <w:r>
-        <w:t xml:space="preserve">rn </w:t>
+        <w:t xml:space="preserve"> Accuracy and ROC-AUC are reported as mean ± SD across 10-fold stratified cross-validation folds. Precision, Recall, and F1 Score are computed on pooled out-of-fold (OOF) predictions — equivalent to micro-averaging across folds — consistent with scikit-learn </w:t>
       </w:r>
       <w:r>
         <w:rPr>
@@ -5723,13 +5411,7 @@
         <w:t>cross_val_predict</w:t>
       </w:r>
       <w:r>
-        <w:t xml:space="preserve"> behavior; these values therefore do not carry fold-level SD. CI = Confidence Interval; ROC-AUC = Area Under the ROC Curve. Majority Baseline classifies all instances as Low/Medium Burnout. The Soft Voting Ensemble aggregates out-of-fol</w:t>
-      </w:r>
-      <w:r>
-        <w:t>d predicted probabilities across the top five classifiers (Random Forest, Gradient Boosting, LightGBM, Logistic Regression, CatBoost; fold-wise: 0.6573 ± 0.0837 accuracy, fold-mean ROC-AUC = 0.7059 ± 0.0899 [OOF pooled AUC = 0.7069], 95% CI [0.6502, 0.7616</w:t>
-      </w:r>
-      <w:r>
-        <w:t xml:space="preserve">]). Nested 5-fold CV hyperparameter tuning of the best-performing Random Forest yielded Accuracy = 65.56%, ROC-AUC = 0.7095 (Supplementary </w:t>
+        <w:t xml:space="preserve"> behavior; these values therefore do not carry fold-level SD. CI = Confidence Interval; ROC-AUC = Area Under the ROC Curve. Majority Baseline classifies all instances as Low/Medium Burnout. The Soft Voting Ensemble aggregates out-of-fold predicted probabilities across the top five classifiers (Random Forest, Gradient Boosting, LightGBM, Logistic Regression, CatBoost; fold-wise: 0.6573 ± 0.0837 accuracy, fold-mean ROC-AUC = 0.7059 ± 0.0899 [OOF pooled AUC = 0.7069], 95% CI [0.6502, 0.7616]). Nested 5-fold CV hyperparameter tuning of the best-performing Random Forest yielded Accuracy = 65.56%, ROC-AUC = 0.7095 (Supplementary </w:t>
       </w:r>
       <w:r>
         <w:rPr>
@@ -5747,10 +5429,7 @@
         <w:spacing w:after="80"/>
       </w:pPr>
       <w:r>
-        <w:t>† The Soft Voting Ensemble time (</w:t>
-      </w:r>
-      <w:r>
-        <w:t xml:space="preserve">&lt;0.01 s) reflects </w:t>
+        <w:t xml:space="preserve">† The Soft Voting Ensemble time (&lt;0.01 s) reflects </w:t>
       </w:r>
       <w:r>
         <w:rPr>
@@ -5763,10 +5442,7 @@
       </w:r>
       <w:r>
         <w:lastRenderedPageBreak/>
-        <w:t xml:space="preserve">classifiers (combined training time ≈ 29.25 s: RF 8.76 s + GBC 6.72 s + LightGBM 3.41 s + LR 0.93 </w:t>
-      </w:r>
-      <w:r>
-        <w:t>s + CatBoost 9.43 s). Individual model training times are reported in the respective rows above.</w:t>
+        <w:t>classifiers (combined training time ≈ 29.25 s: RF 8.76 s + GBC 6.72 s + LightGBM 3.41 s + LR 0.93 s + CatBoost 9.43 s). Individual model training times are reported in the respective rows above.</w:t>
       </w:r>
     </w:p>
     <w:p>
@@ -5780,13 +5456,7 @@
         <w:t>Random Forest</w:t>
       </w:r>
       <w:r>
-        <w:t xml:space="preserve"> achieved best performance (65.89% accuracy, ROC-AUC = 0.7126, Precision = 64.53%, F1 = 51.99%), matching the Soft Voting Ensemble (65.89%, AUC = </w:t>
-      </w:r>
-      <w:r>
-        <w:t>0.7069). CatBoost (65.06%) and Gradient Boosting (64.39%) followed closely. Feature ablation confirmed the advantage of theoretical composite features over raw items: accuracy improved +1.83% (64.06% → 65.89%), ROC-AUC +0.0206 (0.6920 → 0.7126), and F1 sco</w:t>
-      </w:r>
-      <w:r>
-        <w:t>re +0.0391 (0.4808 → 0.5199, an 8.13% relative gain). The ablation was conducted under identical 10-fold stratified CV, comparing a model trained on 18 raw survey features only versus the full feature set of 27 (18 raw + 9 engineered).</w:t>
+        <w:t xml:space="preserve"> achieved best performance (65.89% accuracy, ROC-AUC = 0.7126, Precision = 64.53%, F1 = 51.99%), matching the Soft Voting Ensemble (65.89%, AUC = 0.7069). CatBoost (65.06%) and Gradient Boosting (64.39%) followed closely. Feature ablation confirmed the advantage of theoretical composite features over raw items: accuracy improved +1.83% (64.06% → 65.89%), ROC-AUC +0.0206 (0.6920 → 0.7126), and F1 score +0.0391 (0.4808 → 0.5199, an 8.13% relative gain). The ablation was conducted under identical 10-fold stratified CV, comparing a model trained on 18 raw survey features only versus the full feature set of 27 (18 raw + 9 engineered).</w:t>
       </w:r>
     </w:p>
     <w:p>
@@ -5846,14 +5516,7 @@
           <w:color w:val="475569"/>
           <w:sz w:val="19"/>
         </w:rPr>
-        <w:t xml:space="preserve">Figure 4: Machine </w:t>
-      </w:r>
-      <w:r>
-        <w:rPr>
-          <w:color w:val="475569"/>
-          <w:sz w:val="19"/>
-        </w:rPr>
-        <w:t>Learning Model Predictive Accuracy and ROC-AUC Benchmark</w:t>
+        <w:t>Figure 4: Machine Learning Model Predictive Accuracy and ROC-AUC Benchmark</w:t>
       </w:r>
     </w:p>
     <w:p>
@@ -5887,16 +5550,7 @@
         <w:spacing w:after="80"/>
       </w:pPr>
       <w:r>
-        <w:t>Table</w:t>
-      </w:r>
-      <w:r>
-        <w:t xml:space="preserve"> 5 and Figure 5 display out-of-fold predictions for Random Forest (N = 601). At default threshold (θ = 0.50), it achieved 285 True Negatives (Specificity = 82.37%) and 111 True Positives (Sensitivity = 43.53%), with 61 False Positives (17.63%) and 144 Fals</w:t>
-      </w:r>
-      <w:r>
-        <w:t>e Negatives (56.47%). High specificity (82.37%) prevents alert fatigue, though 144 at-risk students were missed. McNemar's test confirmed significant discordance against the zero-rule baseline (b = 61, c = 111, χ² = 13.96, p &lt; .001 [54]) and Decision Trees</w:t>
-      </w:r>
-      <w:r>
-        <w:t xml:space="preserve"> (b = 58, c = 85, χ² = 4.73, p = .0297). DeLong's test [42] confirmed that ROC-AUC = 0.7126 (95% CI [0.6665, 0.7625]) significantly exceeded chance (p &lt; .001; computed via pROC/roc.test).</w:t>
+        <w:t>Table 5 and Figure 5 display out-of-fold predictions for Random Forest (N = 601). At default threshold (θ = 0.50), it achieved 285 True Negatives (Specificity = 82.37%) and 111 True Positives (Sensitivity = 43.53%), with 61 False Positives (17.63%) and 144 False Negatives (56.47%). High specificity (82.37%) prevents alert fatigue, though 144 at-risk students were missed. McNemar's test confirmed significant discordance against the zero-rule baseline (b = 61, c = 111, χ² = 13.96, p &lt; .001 [54]) and Decision Trees (b = 58, c = 85, χ² = 4.73, p = .0297). DeLong's test [42] confirmed that ROC-AUC = 0.7126 (95% CI [0.6665, 0.7625]) significantly exceeded chance (p &lt; .001; computed via pROC/roc.test).</w:t>
       </w:r>
     </w:p>
     <w:p>
@@ -5909,13 +5563,7 @@
           <w:color w:val="000000"/>
         </w:rPr>
         <w:lastRenderedPageBreak/>
-        <w:t>Table 5. Out-of-Fold Confusion Matrix for Best-Performing Random For</w:t>
-      </w:r>
-      <w:r>
-        <w:rPr>
-          <w:color w:val="000000"/>
-        </w:rPr>
-        <w:t>est Model (N = 601)</w:t>
+        <w:t>Table 5. Out-of-Fold Confusion Matrix for Best-Performing Random Forest Model (N = 601)</w:t>
       </w:r>
     </w:p>
     <w:tbl>
@@ -6072,10 +5720,7 @@
           </w:tcPr>
           <w:p>
             <w:r>
-              <w:t>TP = 111 (Sensiti</w:t>
-            </w:r>
-            <w:r>
-              <w:t>vity/Recall = 43.53%)</w:t>
+              <w:t>TP = 111 (Sensitivity/Recall = 43.53%)</w:t>
             </w:r>
           </w:p>
         </w:tc>
@@ -6192,10 +5837,7 @@
         <w:spacing w:after="80"/>
       </w:pPr>
       <w:r>
-        <w:t>Calibrating threshold to θ</w:t>
-      </w:r>
-      <w:r>
-        <w:t xml:space="preserve"> = 0.38 elevated screening sensitivity from 43.53% to </w:t>
+        <w:t xml:space="preserve">Calibrating threshold to θ = 0.38 elevated screening sensitivity from 43.53% to </w:t>
       </w:r>
       <w:r>
         <w:rPr>
@@ -6218,10 +5860,7 @@
         <w:t>Operational Recommendation:</w:t>
       </w:r>
       <w:r>
-        <w:t xml:space="preserve"> For early-warning screening, calibrated θ = 0.38 is recommended; for high-</w:t>
-      </w:r>
-      <w:r>
-        <w:t xml:space="preserve">caseload centers, default θ = 0.50 prevents alert fatigue. Algorithmic outputs function strictly as non-binding triage indicators. Probability calibration was assessed on out-of-fold predicted probabilities (TRIPOD Item 22) [51]: Brier Score = </w:t>
+        <w:t xml:space="preserve"> For early-warning screening, calibrated θ = 0.38 is recommended; for high-caseload centers, default θ = 0.50 prevents alert fatigue. Algorithmic outputs function strictly as non-binding triage indicators. Probability calibration was assessed on out-of-fold predicted probabilities (TRIPOD Item 22) [51]: Brier Score = </w:t>
       </w:r>
       <w:r>
         <w:rPr>
@@ -6230,10 +5869,7 @@
         <w:t>0.2066</w:t>
       </w:r>
       <w:r>
-        <w:t xml:space="preserve"> (perf</w:t>
-      </w:r>
-      <w:r>
-        <w:t xml:space="preserve">ect calibration = 0.00; uninformative baseline = 0.25; lower is better), indicating adequate probabilistic calibration substantially better than chance; Expected Calibration Error (ECE) = </w:t>
+        <w:t xml:space="preserve"> (perfect calibration = 0.00; uninformative baseline = 0.25; lower is better), indicating adequate probabilistic calibration substantially better than chance; Expected Calibration Error (ECE) = </w:t>
       </w:r>
       <w:r>
         <w:rPr>
@@ -6242,10 +5878,7 @@
         <w:t>0.0442</w:t>
       </w:r>
       <w:r>
-        <w:t xml:space="preserve"> across 10 uniform-width bins. Full calibration curve is provi</w:t>
-      </w:r>
-      <w:r>
-        <w:t>ded in the supplementary reproducibility archive.</w:t>
+        <w:t xml:space="preserve"> across 10 uniform-width bins. Full calibration curve is provided in the supplementary reproducibility archive.</w:t>
       </w:r>
     </w:p>
     <w:p>
@@ -6411,14 +6044,7 @@
                 <w:b/>
                 <w:color w:val="FFFFFF"/>
               </w:rPr>
-              <w:t>95% CI Specific</w:t>
-            </w:r>
-            <w:r>
-              <w:rPr>
-                <w:b/>
-                <w:color w:val="FFFFFF"/>
-              </w:rPr>
-              <w:t>ity†</w:t>
+              <w:t>95% CI Specificity†</w:t>
             </w:r>
           </w:p>
         </w:tc>
@@ -6946,10 +6572,7 @@
         <w:t>Note.</w:t>
       </w:r>
       <w:r>
-        <w:t xml:space="preserve"> Decision threshold calibration evaluated on the best-performing Random Forest model (out-of-fold predicted probabilities, N = 601). *F1 score at θ = 0.38 is calculated as 2 × 0.5463 × 0.7176 / (0.5463 + 0.7176) = 0.6203. †Bootstrap 95% CIs computed via 20</w:t>
-      </w:r>
-      <w:r>
-        <w:t>00 stratified bootstrap resamples of the out-of-fold predictions (Wilson score interval method applied to TP, FN, TN, FP counts at each threshold).</w:t>
+        <w:t xml:space="preserve"> Decision threshold calibration evaluated on the best-performing Random Forest model (out-of-fold predicted probabilities, N = 601). *F1 score at θ = 0.38 is calculated as 2 × 0.5463 × 0.7176 / (0.5463 + 0.7176) = 0.6203. †Bootstrap 95% CIs computed via 2000 stratified bootstrap resamples of the out-of-fold predictions (Wilson score interval method applied to TP, FN, TN, FP counts at each threshold).</w:t>
       </w:r>
     </w:p>
     <w:p>
@@ -6999,14 +6622,7 @@
                 <w:b/>
                 <w:color w:val="FFFFFF"/>
               </w:rPr>
-              <w:t>Threshol</w:t>
-            </w:r>
-            <w:r>
-              <w:rPr>
-                <w:b/>
-                <w:color w:val="FFFFFF"/>
-              </w:rPr>
-              <w:t>d</w:t>
+              <w:t>Threshold</w:t>
             </w:r>
           </w:p>
         </w:tc>
@@ -7524,13 +7140,7 @@
         <w:rPr>
           <w:color w:val="000000"/>
         </w:rPr>
-        <w:t xml:space="preserve">6.4 </w:t>
-      </w:r>
-      <w:r>
-        <w:rPr>
-          <w:color w:val="000000"/>
-        </w:rPr>
-        <w:t>Cross-Subgroup Holdout Validation across Academic Degree Tiers</w:t>
+        <w:t>6.4 Cross-Subgroup Holdout Validation across Academic Degree Tiers</w:t>
       </w:r>
     </w:p>
     <w:p>
@@ -7538,13 +7148,7 @@
         <w:spacing w:after="80"/>
       </w:pPr>
       <w:r>
-        <w:t xml:space="preserve">Following TRIPOD guidelines (Supplementary S2) [42, 51], internal-external cross-subgroup validation tested transferability across degree tiers without external sampling. Random Forest trained </w:t>
-      </w:r>
-      <w:r>
-        <w:t>on undergraduate Bachelor's students (n = 416) transferred robustly to held-out postgraduates (n = 185) without re-tuning (Table 7): 67.03% Accuracy, 62.75% Precision, 43.24% Recall, 0.5120 F1, and ROC-AUC = 0.6597. Reverse evaluation (training on n = 185)</w:t>
-      </w:r>
-      <w:r>
-        <w:t xml:space="preserve"> yielded lower CV performance (AUC = 0.5497) due to sample size constraints (~18 samples/fold), serving as an exploratory sensitivity check.</w:t>
+        <w:t>Following TRIPOD guidelines (Supplementary S2) [42, 51], internal-external cross-subgroup validation tested transferability across degree tiers without external sampling. Random Forest trained on undergraduate Bachelor's students (n = 416) transferred robustly to held-out postgraduates (n = 185) without re-tuning (Table 7): 67.03% Accuracy, 62.75% Precision, 43.24% Recall, 0.5120 F1, and ROC-AUC = 0.6597. Reverse evaluation (training on n = 185) yielded lower CV performance (AUC = 0.5497) due to sample size constraints (~18 samples/fold), serving as an exploratory sensitivity check.</w:t>
       </w:r>
     </w:p>
     <w:p>
@@ -7597,14 +7201,7 @@
                 <w:b/>
                 <w:color w:val="FFFFFF"/>
               </w:rPr>
-              <w:t>Partition Dir</w:t>
-            </w:r>
-            <w:r>
-              <w:rPr>
-                <w:b/>
-                <w:color w:val="FFFFFF"/>
-              </w:rPr>
-              <w:t>ection</w:t>
+              <w:t>Partition Direction</w:t>
             </w:r>
           </w:p>
         </w:tc>
@@ -8087,10 +7684,7 @@
         <w:t>Note.</w:t>
       </w:r>
       <w:r>
-        <w:t xml:space="preserve"> Cross-subgroup validatio</w:t>
-      </w:r>
-      <w:r>
-        <w:t>n across academic program tiers without model retuning. TN = True Negative; FP = False Positive; FN = False Negative; TP = True Positive.</w:t>
+        <w:t xml:space="preserve"> Cross-subgroup validation across academic program tiers without model retuning. TN = True Negative; FP = False Positive; FN = False Negative; TP = True Positive.</w:t>
       </w:r>
     </w:p>
     <w:p>
@@ -8122,16 +7716,7 @@
         <w:spacing w:after="80"/>
       </w:pPr>
       <w:r>
-        <w:t xml:space="preserve">Figure 6 and Table 8 summarize global </w:t>
-      </w:r>
-      <w:r>
-        <w:t>TreeSHAP attributions for the best-performing Random Forest model. TreeSHAP was applied to all tree-based models; non-tree models (Logistic Regression, SVM, MLP) were interpreted via permutation importance for comparison (see Table 1 and supplementary arch</w:t>
-      </w:r>
-      <w:r>
-        <w:t>ive). Top predictors were Academic Performance Index (mean |SHAP| = 0.0388), CGPA bracket (0.0362), Screen-to-Sleep Ratio (0.0298), Burnout Vulnerability Index (0.0238), and Social Media Hours (0.0202). Sociodemographics ranked lowest (Gender: 0.0066, Age:</w:t>
-      </w:r>
-      <w:r>
-        <w:t xml:space="preserve"> 0.0036), confirming algorithmic fairness across subgroups [74]. Fold-by-fold attribution stability was exceptionally high (Spearman's ρ = 0.9856, p = 1.65 × 10⁻²⁵).</w:t>
+        <w:t>Figure 6 and Table 8 summarize global TreeSHAP attributions for the best-performing Random Forest model. TreeSHAP was applied to all tree-based models; non-tree models (Logistic Regression, SVM, MLP) were interpreted via permutation importance for comparison (see Table 1 and supplementary archive). Top predictors were Academic Performance Index (mean |SHAP| = 0.0388), CGPA bracket (0.0362), Screen-to-Sleep Ratio (0.0298), Burnout Vulnerability Index (0.0238), and Social Media Hours (0.0202). Sociodemographics ranked lowest (Gender: 0.0066, Age: 0.0036), confirming algorithmic fairness across subgroups [74]. Fold-by-fold attribution stability was exceptionally high (Spearman's ρ = 0.9856, p = 1.65 × 10⁻²⁵).</w:t>
       </w:r>
     </w:p>
     <w:p>
@@ -8180,14 +7765,7 @@
                 <w:b/>
                 <w:color w:val="FFFFFF"/>
               </w:rPr>
-              <w:t>Ran</w:t>
-            </w:r>
-            <w:r>
-              <w:rPr>
-                <w:b/>
-                <w:color w:val="FFFFFF"/>
-              </w:rPr>
-              <w:t>k</w:t>
+              <w:t>Rank</w:t>
             </w:r>
           </w:p>
         </w:tc>
@@ -8472,10 +8050,7 @@
           </w:tcPr>
           <w:p>
             <w:r>
-              <w:t xml:space="preserve">Highly Stable (Top-2 in all </w:t>
-            </w:r>
-            <w:r>
-              <w:t>10 folds)</w:t>
+              <w:t>Highly Stable (Top-2 in all 10 folds)</w:t>
             </w:r>
           </w:p>
         </w:tc>
@@ -9003,10 +8578,7 @@
           </w:tcPr>
           <w:p>
             <w:r>
-              <w:t xml:space="preserve">Remaining </w:t>
-            </w:r>
-            <w:r>
-              <w:t>psychometric and raw survey features</w:t>
+              <w:t>Remaining psychometric and raw survey features</w:t>
             </w:r>
           </w:p>
         </w:tc>
@@ -9246,14 +8818,7 @@
           <w:color w:val="475569"/>
           <w:sz w:val="19"/>
         </w:rPr>
-        <w:t>F</w:t>
-      </w:r>
-      <w:r>
-        <w:rPr>
-          <w:color w:val="475569"/>
-          <w:sz w:val="19"/>
-        </w:rPr>
-        <w:t>igure 6: Global SHAP Feature Importance Ranking for Random Forest Classifier</w:t>
+        <w:t>Figure 6: Global SHAP Feature Importance Ranking for Random Forest Classifier</w:t>
       </w:r>
     </w:p>
     <w:p>
@@ -9279,13 +8844,7 @@
         <w:rPr>
           <w:color w:val="1E3A8A"/>
         </w:rPr>
-        <w:t>8. Qualitat</w:t>
-      </w:r>
-      <w:r>
-        <w:rPr>
-          <w:color w:val="1E3A8A"/>
-        </w:rPr>
-        <w:t>ive Thematic Analysis: Lived Experiences of Burnout</w:t>
+        <w:t>8. Qualitative Thematic Analysis: Lived Experiences of Burnout</w:t>
       </w:r>
     </w:p>
     <w:p>
@@ -9359,14 +8918,7 @@
                 <w:b/>
                 <w:color w:val="FFFFFF"/>
               </w:rPr>
-              <w:t xml:space="preserve">Enrolled Degree </w:t>
-            </w:r>
-            <w:r>
-              <w:rPr>
-                <w:b/>
-                <w:color w:val="FFFFFF"/>
-              </w:rPr>
-              <w:t>Program</w:t>
+              <w:t>Enrolled Degree Program</w:t>
             </w:r>
           </w:p>
         </w:tc>
@@ -9606,10 +9158,7 @@
           </w:tcPr>
           <w:p>
             <w:r>
-              <w:t xml:space="preserve">Bachelor of </w:t>
-            </w:r>
-            <w:r>
-              <w:t>Science (CSE)</w:t>
+              <w:t>Bachelor of Science (CSE)</w:t>
             </w:r>
           </w:p>
         </w:tc>
@@ -9877,10 +9426,7 @@
           </w:tcPr>
           <w:p>
             <w:r>
-              <w:t xml:space="preserve">High </w:t>
-            </w:r>
-            <w:r>
-              <w:t>Burnout</w:t>
+              <w:t>High Burnout</w:t>
             </w:r>
           </w:p>
         </w:tc>
@@ -10166,10 +9712,7 @@
           </w:tcPr>
           <w:p>
             <w:r>
-              <w:t xml:space="preserve">Private </w:t>
-            </w:r>
-            <w:r>
-              <w:t>University D</w:t>
+              <w:t>Private University D</w:t>
             </w:r>
           </w:p>
         </w:tc>
@@ -10920,10 +10463,7 @@
           </w:tcPr>
           <w:p>
             <w:r>
-              <w:t xml:space="preserve">Affiliated College B (National </w:t>
-            </w:r>
-            <w:r>
-              <w:t>University System)</w:t>
+              <w:t>Affiliated College B (National University System)</w:t>
             </w:r>
           </w:p>
         </w:tc>
@@ -10959,10 +10499,7 @@
         <w:t>Note.</w:t>
       </w:r>
       <w:r>
-        <w:t xml:space="preserve"> Participant burnout tier reflects self-reported classification verified during the qualitative interview protocol. Sampling followed nested purposive maximum variation across quantitative burnout strata with 100% concordance. The qualitative sample was pr</w:t>
-      </w:r>
-      <w:r>
-        <w:t>edominantly drawn from CSE and engineering programs; thematic saturation for non-STEM disciplines cannot be fully claimed, and Theme 2 findings from National University participants (P11, P20 — Arts/Science programs) require replication in future studies.</w:t>
+        <w:t xml:space="preserve"> Participant burnout tier reflects self-reported classification verified during the qualitative interview protocol. Sampling followed nested purposive maximum variation across quantitative burnout strata with 100% concordance. The qualitative sample was predominantly drawn from CSE and engineering programs; thematic saturation for non-STEM disciplines cannot be fully claimed, and Theme 2 findings from National University participants (P11, P20 — Arts/Science programs) require replication in future studies.</w:t>
       </w:r>
     </w:p>
     <w:p>
@@ -10985,13 +10522,7 @@
         <w:rPr>
           <w:i/>
         </w:rPr>
-        <w:t xml:space="preserve">"I have constant anxiety about my career — what I want to do in the future, where my life is going. To be honest, I can't finish my daily tasks on time and the academic pressure is mounting. I am currently at </w:t>
-      </w:r>
-      <w:r>
-        <w:rPr>
-          <w:i/>
-        </w:rPr>
-        <w:t>peak burnout. Trying to manage everything leaves me feeling completely drained."</w:t>
+        <w:t>"I have constant anxiety about my career — what I want to do in the future, where my life is going. To be honest, I can't finish my daily tasks on time and the academic pressure is mounting. I am currently at peak burnout. Trying to manage everything leaves me feeling completely drained."</w:t>
       </w:r>
       <w:r>
         <w:t xml:space="preserve"> — </w:t>
@@ -11014,13 +10545,7 @@
         <w:rPr>
           <w:i/>
         </w:rPr>
-        <w:t>"Mental stress is very high. I study for many hours, but it seems like the syllabus is never-ending... I am depre</w:t>
-      </w:r>
-      <w:r>
-        <w:rPr>
-          <w:i/>
-        </w:rPr>
-        <w:t>ssed all the time. There is the academic pressure, plus I don't see a good future for the country in the current situation. I am very burned out. I have zero motivation to study."</w:t>
+        <w:t>"Mental stress is very high. I study for many hours, but it seems like the syllabus is never-ending... I am depressed all the time. There is the academic pressure, plus I don't see a good future for the country in the current situation. I am very burned out. I have zero motivation to study."</w:t>
       </w:r>
       <w:r>
         <w:t xml:space="preserve"> — </w:t>
@@ -11044,13 +10569,7 @@
         <w:rPr>
           <w:color w:val="000000"/>
         </w:rPr>
-        <w:t>8.2 Them</w:t>
-      </w:r>
-      <w:r>
-        <w:rPr>
-          <w:color w:val="000000"/>
-        </w:rPr>
-        <w:t>e 2: Institutional Identity and Low-Pressure Burnout</w:t>
+        <w:t>8.2 Theme 2: Institutional Identity and Low-Pressure Burnout</w:t>
       </w:r>
     </w:p>
     <w:p>
@@ -11061,13 +10580,7 @@
         <w:rPr>
           <w:i/>
         </w:rPr>
-        <w:t>"There is no academic pressure on me whatsoever... but my mind is not very good. I study at the National University and my CGPA is bad. I am not finding any direction for my future, so I'm pretty depress</w:t>
-      </w:r>
-      <w:r>
-        <w:rPr>
-          <w:i/>
-        </w:rPr>
-        <w:t>ed. I am very burned out. I have absolutely no motivation for my education."</w:t>
+        <w:t>"There is no academic pressure on me whatsoever... but my mind is not very good. I study at the National University and my CGPA is bad. I am not finding any direction for my future, so I'm pretty depressed. I am very burned out. I have absolutely no motivation for my education."</w:t>
       </w:r>
       <w:r>
         <w:t xml:space="preserve"> — </w:t>
@@ -11090,19 +10603,7 @@
         <w:rPr>
           <w:i/>
         </w:rPr>
-        <w:t>"There's no direct pressure from study, but because I don't study, there is an i</w:t>
-      </w:r>
-      <w:r>
-        <w:rPr>
-          <w:i/>
-        </w:rPr>
-        <w:t>nternal stress that is always working in my mind. I'm depressed all day long. I study at the National University, and there's no sign of a career ahead. Burnout is very high. I have no motivation for studying, and I am also doing very poorly in my results.</w:t>
-      </w:r>
-      <w:r>
-        <w:rPr>
-          <w:i/>
-        </w:rPr>
-        <w:t>"</w:t>
+        <w:t>"There's no direct pressure from study, but because I don't study, there is an internal stress that is always working in my mind. I'm depressed all day long. I study at the National University, and there's no sign of a career ahead. Burnout is very high. I have no motivation for studying, and I am also doing very poorly in my results."</w:t>
       </w:r>
       <w:r>
         <w:t xml:space="preserve"> — </w:t>
@@ -11137,13 +10638,7 @@
         <w:rPr>
           <w:i/>
         </w:rPr>
-        <w:t>"I'm on my phone all day, scrolling through Facebook and playing PUBG more than 6–7 hours per day. The bur</w:t>
-      </w:r>
-      <w:r>
-        <w:rPr>
-          <w:i/>
-        </w:rPr>
-        <w:t>nout is very high. I can't find any motivation to study, and thinking about these things depresses me more."</w:t>
+        <w:t>"I'm on my phone all day, scrolling through Facebook and playing PUBG more than 6–7 hours per day. The burnout is very high. I can't find any motivation to study, and thinking about these things depresses me more."</w:t>
       </w:r>
       <w:r>
         <w:t xml:space="preserve"> — </w:t>
@@ -11166,13 +10661,7 @@
         <w:rPr>
           <w:i/>
         </w:rPr>
-        <w:t>"Social media is consuming all my valuable time — at least 6 hours a day scrolli</w:t>
-      </w:r>
-      <w:r>
-        <w:rPr>
-          <w:i/>
-        </w:rPr>
-        <w:t>ng and watching web series. My sleep situation is very bad — not more than 5–6 hours. I watch web series all night and then have to rush to university in the morning... With this daily routine and my mental condition, I am completely worn out."</w:t>
+        <w:t>"Social media is consuming all my valuable time — at least 6 hours a day scrolling and watching web series. My sleep situation is very bad — not more than 5–6 hours. I watch web series all night and then have to rush to university in the morning... With this daily routine and my mental condition, I am completely worn out."</w:t>
       </w:r>
       <w:r>
         <w:t xml:space="preserve"> — </w:t>
@@ -11184,10 +10673,7 @@
         <w:t>P18</w:t>
       </w:r>
       <w:r>
-        <w:t xml:space="preserve"> (Fema</w:t>
-      </w:r>
-      <w:r>
-        <w:t>le, 2nd Year B.A., Private University H, High Burnout)</w:t>
+        <w:t xml:space="preserve"> (Female, 2nd Year B.A., Private University H, High Burnout)</w:t>
       </w:r>
     </w:p>
     <w:p>
@@ -11211,13 +10697,7 @@
         <w:rPr>
           <w:i/>
         </w:rPr>
-        <w:t>"I sleep an average of 5–6 hours. I watch a lot of web series at night, so I stay up late, and then I have to get up in the morning for univers</w:t>
-      </w:r>
-      <w:r>
-        <w:rPr>
-          <w:i/>
-        </w:rPr>
-        <w:t>ity — I'm out of sync with my sleeping schedule. Sleep quality is very poor. I don't get enough time to sleep, and even when I get into bed, sleep does not come easily."</w:t>
+        <w:t>"I sleep an average of 5–6 hours. I watch a lot of web series at night, so I stay up late, and then I have to get up in the morning for university — I'm out of sync with my sleeping schedule. Sleep quality is very poor. I don't get enough time to sleep, and even when I get into bed, sleep does not come easily."</w:t>
       </w:r>
       <w:r>
         <w:t xml:space="preserve"> — </w:t>
@@ -11240,13 +10720,7 @@
         <w:rPr>
           <w:i/>
         </w:rPr>
-        <w:t>"My sleep is very p</w:t>
-      </w:r>
-      <w:r>
-        <w:rPr>
-          <w:i/>
-        </w:rPr>
-        <w:t>oor — I only get the chance to sleep about 5–6 hours per day. The academic pressure is a lot for me. I totally cannot juggle the job and my studies together... When I think about my career, I only see darkness... Very high level of burnout."</w:t>
+        <w:t>"My sleep is very poor — I only get the chance to sleep about 5–6 hours per day. The academic pressure is a lot for me. I totally cannot juggle the job and my studies together... When I think about my career, I only see darkness... Very high level of burnout."</w:t>
       </w:r>
       <w:r>
         <w:t xml:space="preserve"> — </w:t>
@@ -11258,10 +10732,7 @@
         <w:t>P12</w:t>
       </w:r>
       <w:r>
-        <w:t xml:space="preserve"> (Male, 2</w:t>
-      </w:r>
-      <w:r>
-        <w:t>nd Year Bachelor, Private University A, High Burnout)</w:t>
+        <w:t xml:space="preserve"> (Male, 2nd Year Bachelor, Private University A, High Burnout)</w:t>
       </w:r>
     </w:p>
     <w:p>
@@ -11280,13 +10751,7 @@
         <w:rPr>
           <w:i/>
         </w:rPr>
-        <w:t>"I make it a strict rule to sleep 7–8 hours every day... k</w:t>
-      </w:r>
-      <w:r>
-        <w:rPr>
-          <w:i/>
-        </w:rPr>
-        <w:t>eeping a regular sleep schedule helps maintain my mental peace and my burnout level is quite low."</w:t>
+        <w:t>"I make it a strict rule to sleep 7–8 hours every day... keeping a regular sleep schedule helps maintain my mental peace and my burnout level is quite low."</w:t>
       </w:r>
       <w:r>
         <w:t xml:space="preserve"> — </w:t>
@@ -11322,13 +10787,7 @@
         <w:rPr>
           <w:color w:val="000000"/>
         </w:rPr>
-        <w:t>9.1 Triangulation of Computational and</w:t>
-      </w:r>
-      <w:r>
-        <w:rPr>
-          <w:color w:val="000000"/>
-        </w:rPr>
-        <w:t xml:space="preserve"> Qualitative Findings</w:t>
+        <w:t>9.1 Triangulation of Computational and Qualitative Findings</w:t>
       </w:r>
     </w:p>
     <w:p>
@@ -11385,14 +10844,7 @@
                 <w:b/>
                 <w:color w:val="FFFFFF"/>
               </w:rPr>
-              <w:t xml:space="preserve">SHAP Feature / Quantitative </w:t>
-            </w:r>
-            <w:r>
-              <w:rPr>
-                <w:b/>
-                <w:color w:val="FFFFFF"/>
-              </w:rPr>
-              <w:t>Signal</w:t>
+              <w:t>SHAP Feature / Quantitative Signal</w:t>
             </w:r>
           </w:p>
         </w:tc>
@@ -11567,10 +11019,7 @@
           </w:tcPr>
           <w:p>
             <w:r>
-              <w:t xml:space="preserve">P1: "I have constant anxiety about my career — what I'll do in </w:t>
-            </w:r>
-            <w:r>
-              <w:t xml:space="preserve">the future"; P10: "Even if I study all day, it feels like the </w:t>
+              <w:t xml:space="preserve">P1: "I have constant anxiety about my career — what I'll do in the future"; P10: "Even if I study all day, it feels like the </w:t>
             </w:r>
             <w:r>
               <w:lastRenderedPageBreak/>
@@ -11657,10 +11106,7 @@
           </w:tcPr>
           <w:p>
             <w:r>
-              <w:t xml:space="preserve">Theme 1 &amp; Theme 2: Career Despair / Institutional Identity </w:t>
-            </w:r>
-            <w:r>
-              <w:t>Burnout</w:t>
+              <w:t>Theme 1 &amp; Theme 2: Career Despair / Institutional Identity Burnout</w:t>
             </w:r>
           </w:p>
         </w:tc>
@@ -11755,10 +11201,7 @@
           </w:tcPr>
           <w:p>
             <w:r>
-              <w:t>Theme 3: Digital Fatig</w:t>
-            </w:r>
-            <w:r>
-              <w:t>ue as Maladaptive Coping</w:t>
+              <w:t>Theme 3: Digital Fatigue as Maladaptive Coping</w:t>
             </w:r>
           </w:p>
         </w:tc>
@@ -11825,10 +11268,7 @@
           </w:tcPr>
           <w:p>
             <w:r>
-              <w:t>Burnout Vulnerability In</w:t>
-            </w:r>
-            <w:r>
-              <w:t>dex</w:t>
+              <w:t>Burnout Vulnerability Index</w:t>
             </w:r>
           </w:p>
         </w:tc>
@@ -11923,10 +11363,7 @@
           </w:tcPr>
           <w:p>
             <w:r>
-              <w:t xml:space="preserve">Social </w:t>
-            </w:r>
-            <w:r>
-              <w:t xml:space="preserve">Media </w:t>
+              <w:t xml:space="preserve">Social Media </w:t>
             </w:r>
             <w:r>
               <w:lastRenderedPageBreak/>
@@ -12046,10 +11483,7 @@
           <w:p>
             <w:r>
               <w:lastRenderedPageBreak/>
-              <w:t>Sleep Deprivation Index / Sleep Quali</w:t>
-            </w:r>
-            <w:r>
-              <w:t>ty</w:t>
+              <w:t>Sleep Deprivation Index / Sleep Quality</w:t>
             </w:r>
           </w:p>
         </w:tc>
@@ -12144,10 +11578,7 @@
           </w:tcPr>
           <w:p>
             <w:r>
-              <w:t>Gender /</w:t>
-            </w:r>
-            <w:r>
-              <w:t xml:space="preserve"> Age / Degree Level</w:t>
+              <w:t>Gender / Age / Degree Level</w:t>
             </w:r>
           </w:p>
         </w:tc>
@@ -12303,10 +11734,7 @@
           <w:p>
             <w:r>
               <w:lastRenderedPageBreak/>
-              <w:t>Divergence / Extension: Qualitative reveals mechan</w:t>
-            </w:r>
-            <w:r>
-              <w:t>ism invisible to the quantitative model</w:t>
+              <w:t>Divergence / Extension: Qualitative reveals mechanism invisible to the quantitative model</w:t>
             </w:r>
           </w:p>
         </w:tc>
@@ -12403,10 +11831,7 @@
         <w:t>Academic Disenchantment:</w:t>
       </w:r>
       <w:r>
-        <w:t xml:space="preserve"> Top SHAP attributions for Academic Performance Index and CGPA directly align with qualitative narratives of evaluative fear and career anxiety</w:t>
-      </w:r>
-      <w:r>
-        <w:t xml:space="preserve"> [5, 30].</w:t>
+        <w:t xml:space="preserve"> Top SHAP attributions for Academic Performance Index and CGPA directly align with qualitative narratives of evaluative fear and career anxiety [5, 30].</w:t>
       </w:r>
     </w:p>
     <w:p>
@@ -12440,10 +11865,7 @@
         <w:t>Sociodemographic Invariance:</w:t>
       </w:r>
       <w:r>
-        <w:t xml:space="preserve"> Both strands confirm </w:t>
-      </w:r>
-      <w:r>
-        <w:t>burnout is driven by dynamic behavioral strains rather than static demographics, validating algorithmic fairness across subgroups [74].</w:t>
+        <w:t xml:space="preserve"> Both strands confirm burnout is driven by dynamic behavioral strains rather than static demographics, validating algorithmic fairness across subgroups [74].</w:t>
       </w:r>
     </w:p>
     <w:p>
@@ -12463,10 +11885,7 @@
         <w:spacing w:after="80"/>
       </w:pPr>
       <w:r>
-        <w:t xml:space="preserve">Under JD-R and COR frameworks [13–16], nocturnal screen consumption operates </w:t>
-      </w:r>
-      <w:r>
-        <w:t xml:space="preserve">as a secondary demand that impairs recovery, precipitating resource loss spirals. We deployed the best-performing Random Forest model into </w:t>
+        <w:t xml:space="preserve">Under JD-R and COR frameworks [13–16], nocturnal screen consumption operates as a secondary demand that impairs recovery, precipitating resource loss spirals. We deployed the best-performing Random Forest model into </w:t>
       </w:r>
       <w:r>
         <w:rPr>
@@ -12486,28 +11905,10 @@
         <w:rPr>
           <w:i/>
         </w:rPr>
-        <w:t xml:space="preserve">Contextual </w:t>
-      </w:r>
-      <w:r>
-        <w:rPr>
-          <w:i/>
-        </w:rPr>
-        <w:t>Comparison with Regional Findings:</w:t>
-      </w:r>
-      <w:r>
-        <w:t xml:space="preserve"> Our 42.43% severe burnout prevalence exceeds rates reported by Islam et al. (2020) [10] and Hossen et al. (2023) [30] (30.8% psychological distress), reflecting the heightened post-pandemic educational burden in Banglades</w:t>
-      </w:r>
-      <w:r>
-        <w:t>hi higher education. This prevalence also exceeds international MBI-SS-based benchmarks (typically 20–35% high burnout [7, 8]); single-item global ratings may yield higher estimates than three-factor validated instruments, warranting cautious comparison. W</w:t>
-      </w:r>
-      <w:r>
-        <w:t>hile prior regional studies employed logistic regression and odds ratios without ML interpretability tools [10, 30, 61], our SHAP analysis surfaces the governing behavioral mechanism: it is not demographic vulnerability but dynamic behavioral imbalance — s</w:t>
-      </w:r>
-      <w:r>
-        <w:t>pecifically the nocturnal digital displacement of restorative sleep — that drives burnout risk. This mechanistic finding aligns precisely with COR theory's resource loss spiral [13, 14]: screen-based avoidance depletes sleep hours (resource loss), amplifie</w:t>
-      </w:r>
-      <w:r>
-        <w:t>s cognitive exhaustion, reduces academic performance, and intensifies evaluative anxiety in a self-reinforcing cycle.</w:t>
+        <w:t>Contextual Comparison with Regional Findings:</w:t>
+      </w:r>
+      <w:r>
+        <w:t xml:space="preserve"> Our 42.43% severe burnout prevalence exceeds rates reported by Islam et al. (2020) [10] and Hossen et al. (2023) [30] (30.8% psychological distress), reflecting the heightened post-pandemic educational burden in Bangladeshi higher education. This prevalence also exceeds international MBI-SS-based benchmarks (typically 20–35% high burnout [7, 8]); single-item global ratings may yield higher estimates than three-factor validated instruments, warranting cautious comparison. While prior regional studies employed logistic regression and odds ratios without ML interpretability tools [10, 30, 61], our SHAP analysis surfaces the governing behavioral mechanism: it is not demographic vulnerability but dynamic behavioral imbalance — specifically the nocturnal digital displacement of restorative sleep — that drives burnout risk. This mechanistic finding aligns precisely with COR theory's resource loss spiral [13, 14]: screen-based avoidance depletes sleep hours (resource loss), amplifies cognitive exhaustion, reduces academic performance, and intensifies evaluative anxiety in a self-reinforcing cycle.</w:t>
       </w:r>
     </w:p>
     <w:p>
@@ -12515,16 +11916,7 @@
         <w:spacing w:after="80"/>
       </w:pPr>
       <w:r>
-        <w:t>The National University cohort's high burnout in the absence of direct academic pressure (Theme 2) extends COR theory beyond the demand-si</w:t>
-      </w:r>
-      <w:r>
-        <w:t>de: institutional precarity — specifically career uncertainty arising from session jams and credential devaluation — can precipitate resource loss spirals independent of coursework demands. This finding was entirely invisible to the quantitative strand and</w:t>
-      </w:r>
-      <w:r>
-        <w:t xml:space="preserve"> identified exclusively through qualitative triangulation [21], underscoring the methodological necessity of mixed-methods designs for studying complex educational phenomena in LMIC contexts [19, 20]. Future longitudinal designs should test whether institu</w:t>
-      </w:r>
-      <w:r>
-        <w:t>tionally-targeted interventions resolving session jams attenuate this burnout pathway.</w:t>
+        <w:t>The National University cohort's high burnout in the absence of direct academic pressure (Theme 2) extends COR theory beyond the demand-side: institutional precarity — specifically career uncertainty arising from session jams and credential devaluation — can precipitate resource loss spirals independent of coursework demands. This finding was entirely invisible to the quantitative strand and identified exclusively through qualitative triangulation [21], underscoring the methodological necessity of mixed-methods designs for studying complex educational phenomena in LMIC contexts [19, 20]. Future longitudinal designs should test whether institutionally-targeted interventions resolving session jams attenuate this burnout pathway.</w:t>
       </w:r>
     </w:p>
     <w:p>
@@ -12563,13 +11955,7 @@
         <w:t>Single-item burnout criterion</w:t>
       </w:r>
       <w:r>
-        <w:t xml:space="preserve"> — although validated in professional samples [49, 50], single-item global ratings have more limited psyc</w:t>
-      </w:r>
-      <w:r>
-        <w:t>hometric evidence in undergraduate student populations; future replication should employ the validated MBI-SS [4], which captures burnout's three-factor structure (exhaustion, cynicism, academic efficacy). Single-item tools may also yield higher prevalence</w:t>
-      </w:r>
-      <w:r>
-        <w:t xml:space="preserve"> estimates than multi-item validated inventories (typically 20–35% high burnout internationally [7, 8]), warranting cautious cross-study comparison. (3) </w:t>
+        <w:t xml:space="preserve"> — although validated in professional samples [49, 50], single-item global ratings have more limited psychometric evidence in undergraduate student populations; future replication should employ the validated MBI-SS [4], which captures burnout's three-factor structure (exhaustion, cynicism, academic efficacy). Single-item tools may also yield higher prevalence estimates than multi-item validated inventories (typically 20–35% high burnout internationally [7, 8]), warranting cautious cross-study comparison. (3) </w:t>
       </w:r>
       <w:r>
         <w:rPr>
@@ -12578,10 +11964,7 @@
         <w:t>Convenience sampling</w:t>
       </w:r>
       <w:r>
-        <w:t xml:space="preserve"> — the quantitative cohort was recruited via institutional email broadcasts and sno</w:t>
-      </w:r>
-      <w:r>
-        <w:t xml:space="preserve">wball referrals; this limits generalizability to non-technology-adjacent disciplines and rural institutions. (4) </w:t>
+        <w:t xml:space="preserve"> — the quantitative cohort was recruited via institutional email broadcasts and snowball referrals; this limits generalizability to non-technology-adjacent disciplines and rural institutions. (4) </w:t>
       </w:r>
       <w:r>
         <w:rPr>
@@ -12590,10 +11973,7 @@
         <w:t>CSE-dominant qualitative sample</w:t>
       </w:r>
       <w:r>
-        <w:t xml:space="preserve"> — 17 of 20 interview participants were from CSE/Engineering programs; thematic findings may not fully transfer </w:t>
-      </w:r>
-      <w:r>
-        <w:t xml:space="preserve">to non-STEM disciplines. (5) </w:t>
+        <w:t xml:space="preserve"> — 17 of 20 interview participants were from CSE/Engineering programs; thematic findings may not fully transfer to non-STEM disciplines. (5) </w:t>
       </w:r>
       <w:r>
         <w:rPr>
@@ -12602,10 +11982,7 @@
         <w:t>First-author translation</w:t>
       </w:r>
       <w:r>
-        <w:t xml:space="preserve"> — Bengali interview data were translated by RM, the primary researcher; despite 25% back-translation verification, confirmatory framing cannot be fully excluded. Independent forward-translation by a pro</w:t>
-      </w:r>
-      <w:r>
-        <w:t xml:space="preserve">fessional translator is recommended in future studies. (6) </w:t>
+        <w:t xml:space="preserve"> — Bengali interview data were translated by RM, the primary researcher; despite 25% back-translation verification, confirmatory framing cannot be fully excluded. Independent forward-translation by a professional translator is recommended in future studies. (6) </w:t>
       </w:r>
       <w:r>
         <w:rPr>
@@ -12624,10 +12001,7 @@
         <w:t>depression_score</w:t>
       </w:r>
       <w:r>
-        <w:t xml:space="preserve"> is used as a predictor despite documented construct overlap with burnout [67, 68]; statistical VIF = 2.04 addresses collinearity but not conceptual overla</w:t>
-      </w:r>
-      <w:r>
-        <w:t xml:space="preserve">p. Future work should use PHQ-9 (depression) alongside MBI-SS (burnout) to ensure discriminant validity. (7) </w:t>
+        <w:t xml:space="preserve"> is used as a predictor despite documented construct overlap with burnout [67, 68]; statistical VIF = 2.04 addresses collinearity but not conceptual overlap. Future work should use PHQ-9 (depression) alongside MBI-SS (burnout) to ensure discriminant validity. (7) </w:t>
       </w:r>
       <w:r>
         <w:rPr>
@@ -12636,10 +12010,7 @@
         <w:t>Single-site multi-institution design</w:t>
       </w:r>
       <w:r>
-        <w:t xml:space="preserve"> — data were collected across 11 universities in Bangladesh; cross-national replication is needed before genera</w:t>
-      </w:r>
-      <w:r>
-        <w:t>lizing findings beyond LMIC South Asian educational contexts. Future work should incorporate longitudinal tracking, multidimensional inventories (MBI-SS) [4], and wearable biometric telemetry.</w:t>
+        <w:t xml:space="preserve"> — data were collected across 11 universities in Bangladesh; cross-national replication is needed before generalizing findings beyond LMIC South Asian educational contexts. Future work should incorporate longitudinal tracking, multidimensional inventories (MBI-SS) [4], and wearable biometric telemetry.</w:t>
       </w:r>
     </w:p>
     <w:p>
@@ -12663,13 +12034,27 @@
         <w:rPr>
           <w:color w:val="000000"/>
         </w:rPr>
-        <w:t>10.1 Empirical and Me</w:t>
-      </w:r>
+        <w:t>10.1 Empirical and Methodological Synthesis</w:t>
+      </w:r>
+    </w:p>
+    <w:p>
+      <w:pPr>
+        <w:spacing w:after="80"/>
+      </w:pPr>
+      <w:r>
+        <w:t>This study implemented an explanatory sequential mixed-methods framework (QUAN → QUAL) across 11 universities in Bangladesh (N = 601 survey; N = 20 interviews), bridging predictive machine learning, SHAP explainability, and reflexive thematic analysis. Random Forest was the best-performing model (65.89% accuracy, ROC-AUC = 0.7126, representing moderate discrimination), significantly exceeding the majority baseline (McNemar χ² = 13.96, p &lt; .001) and demonstrating cross-degree generalizability (holdout accuracy = 67.03%, AUC = 0.6597). The clinical utility of the tool lies primarily in its threshold-calibrated sensitivity: calibration to θ = 0.38 elevated sensitivity to 71.76% (183/255 at-risk students identified). Stable SHAP attributions (ρ = 0.9856) established that burnout is primarily driven by dynamic behavioral deficits—specifically evaluative load (Academic Performance Index) and nocturnal screen sleep displacement (Screen-to-Sleep Ratio)—rather than static demographics.</w:t>
+      </w:r>
+    </w:p>
+    <w:p>
+      <w:pPr>
+        <w:pStyle w:val="Heading3"/>
+        <w:spacing w:after="60"/>
+      </w:pPr>
       <w:r>
         <w:rPr>
           <w:color w:val="000000"/>
         </w:rPr>
-        <w:t>thodological Synthesis</w:t>
+        <w:t>10.2 Theoretical Contributions</w:t>
       </w:r>
     </w:p>
     <w:p>
@@ -12677,16 +12062,11 @@
         <w:spacing w:after="80"/>
       </w:pPr>
       <w:r>
-        <w:t>This study implemented an explanatory sequential mixed-methods framework (QUAN → QUAL) across 11 universities in Bangladesh (N = 601 survey; N = 20 interviews), bridging predictive machine learning, SHAP explainability, and reflexive</w:t>
-      </w:r>
-      <w:r>
-        <w:t xml:space="preserve"> thematic analysis. Random Forest was the best-performing model (65.89% accuracy, ROC-AUC = 0.7126, representing moderate discrimination), significantly exceeding the majority baseline (McNemar χ² = 13.96, p &lt; .001) and demonstrating cross-degree generaliz</w:t>
-      </w:r>
-      <w:r>
-        <w:t>ability (holdout accuracy = 67.03%, AUC = 0.6597). The clinical utility of the tool lies primarily in its threshold-calibrated sensitivity: calibration to θ = 0.38 elevated sensitivity to 71.76% (183/255 at-risk students identified). Stable SHAP attributio</w:t>
-      </w:r>
-      <w:r>
-        <w:t>ns (ρ = 0.9856) established that burnout is primarily driven by dynamic behavioral deficits—specifically evaluative load (Academic Performance Index) and nocturnal screen sleep displacement (Screen-to-Sleep Ratio)—rather than static demographics.</w:t>
+        <w:t xml:space="preserve">Our findings validate JD-R and COR frameworks: burnout operates as an accelerating loss spiral where evaluative strain prompts nocturnal screen avoidance coping, depleting restorative sleep and cognitive capacity. Qualitatively, curriculum overload in private universities contrasted with </w:t>
+      </w:r>
+      <w:r>
+        <w:lastRenderedPageBreak/>
+        <w:t>session-jam despair in the National University system. Triangulation confirmed that explainable ML attributions directly reflect students' lived experiences.</w:t>
       </w:r>
     </w:p>
     <w:p>
@@ -12698,46 +12078,7 @@
         <w:rPr>
           <w:color w:val="000000"/>
         </w:rPr>
-        <w:t>10.2 Theo</w:t>
-      </w:r>
-      <w:r>
-        <w:rPr>
-          <w:color w:val="000000"/>
-        </w:rPr>
-        <w:t>retical Contributions</w:t>
-      </w:r>
-    </w:p>
-    <w:p>
-      <w:pPr>
-        <w:spacing w:after="80"/>
-      </w:pPr>
-      <w:r>
-        <w:t>Our findings validate JD-R and COR frameworks: burnout operates as an accelerating loss spiral where evaluative strain prompts nocturnal screen avoidance coping, depleting restorative sleep and cognitive capacity. Qualitatively, curri</w:t>
-      </w:r>
-      <w:r>
-        <w:t xml:space="preserve">culum overload in private universities contrasted with </w:t>
-      </w:r>
-      <w:r>
-        <w:lastRenderedPageBreak/>
-        <w:t>session-jam despair in the National University system. Triangulation confirmed that explainable ML attributions directly reflect students' lived experiences.</w:t>
-      </w:r>
-    </w:p>
-    <w:p>
-      <w:pPr>
-        <w:pStyle w:val="Heading3"/>
-        <w:spacing w:after="60"/>
-      </w:pPr>
-      <w:r>
-        <w:rPr>
-          <w:color w:val="000000"/>
-        </w:rPr>
-        <w:t>10.3 Actionable Institutional Policy Recomm</w:t>
-      </w:r>
-      <w:r>
-        <w:rPr>
-          <w:color w:val="000000"/>
-        </w:rPr>
-        <w:t>endations</w:t>
+        <w:t>10.3 Actionable Institutional Policy Recommendations</w:t>
       </w:r>
     </w:p>
     <w:p>
@@ -12771,10 +12112,7 @@
         <w:t>Circadian Psychoeducation:</w:t>
       </w:r>
       <w:r>
-        <w:t xml:space="preserve"> Institutionalize campus health campaigns addressing nocturnal </w:t>
-      </w:r>
-      <w:r>
-        <w:t>screen use and sleep hygiene given the critical role of the Screen-to-Sleep Ratio.</w:t>
+        <w:t xml:space="preserve"> Institutionalize campus health campaigns addressing nocturnal screen use and sleep hygiene given the critical role of the Screen-to-Sleep Ratio.</w:t>
       </w:r>
     </w:p>
     <w:p>
@@ -12800,10 +12138,7 @@
         <w:t>Burnout Radar</w:t>
       </w:r>
       <w:r>
-        <w:t xml:space="preserve"> (θ = 0.38) for voluntary early warning, connecting vulnerable students with cou</w:t>
-      </w:r>
-      <w:r>
-        <w:t xml:space="preserve">nseling before acute disengagement occurs. </w:t>
+        <w:t xml:space="preserve"> (θ = 0.38) for voluntary early warning, connecting vulnerable students with counseling before acute disengagement occurs. </w:t>
       </w:r>
       <w:r>
         <w:rPr>
@@ -12833,13 +12168,7 @@
         <w:rPr>
           <w:color w:val="000000"/>
         </w:rPr>
-        <w:t>Ethics Approval and</w:t>
-      </w:r>
-      <w:r>
-        <w:rPr>
-          <w:color w:val="000000"/>
-        </w:rPr>
-        <w:t xml:space="preserve"> Consent to Participate</w:t>
+        <w:t>Ethics Approval and Consent to Participate</w:t>
       </w:r>
     </w:p>
     <w:p>
@@ -12847,10 +12176,7 @@
         <w:spacing w:after="80"/>
       </w:pPr>
       <w:r>
-        <w:t>The study adhered to the Declaration of Helsinki. Conducted as an observational survey (N = 601) and interview protocol (N = 20) across 11 institutions in Bangladesh, it satisfied ethical exemption criteria under educational researc</w:t>
-      </w:r>
-      <w:r>
-        <w:t>h guidelines (Department of Computer Science and Engineering, Presidency University, Dhaka, Bangladesh). Electronic informed consent was obtained from all participants. Data were fully anonymized (P1–P20) and stored securely.</w:t>
+        <w:t>The study adhered to the Declaration of Helsinki. Conducted as an observational survey (N = 601) and interview protocol (N = 20) across 11 institutions in Bangladesh, it satisfied ethical exemption criteria under educational research guidelines (Department of Computer Science and Engineering, Presidency University, Dhaka, Bangladesh). Electronic informed consent was obtained from all participants. Data were fully anonymized (P1–P20) and stored securely.</w:t>
       </w:r>
     </w:p>
     <w:p>
@@ -12870,10 +12196,7 @@
         <w:spacing w:after="80"/>
       </w:pPr>
       <w:r>
-        <w:t>Partic</w:t>
-      </w:r>
-      <w:r>
-        <w:t>ipants consented to publication of de-identified aggregate statistics and anonymized verbatim interview excerpts.</w:t>
+        <w:t>Participants consented to publication of de-identified aggregate statistics and anonymized verbatim interview excerpts.</w:t>
       </w:r>
     </w:p>
     <w:p>
@@ -12893,10 +12216,7 @@
         <w:spacing w:after="80"/>
       </w:pPr>
       <w:r>
-        <w:t>De-identified quantitative survey data (N = 601), anonymized qualitative interview transcripts (N = 20), feature engineering scripts, machine learning pipelines, SHAP analysis code, and reproducibility archives are openly available at the project repositor</w:t>
-      </w:r>
-      <w:r>
-        <w:t xml:space="preserve">y: https://github.com/rifatmiah92/student-burnout-ml-mixed-methods. The interactive </w:t>
+        <w:t xml:space="preserve">De-identified quantitative survey data (N = 601), anonymized qualitative interview transcripts (N = 20), feature engineering scripts, machine learning pipelines, SHAP analysis code, and reproducibility archives are openly available at the project repository: https://github.com/rifatmiah92/student-burnout-ml-mixed-methods. The interactive </w:t>
       </w:r>
       <w:r>
         <w:rPr>
@@ -12925,10 +12245,7 @@
         <w:spacing w:after="80"/>
       </w:pPr>
       <w:r>
-        <w:t>The authors declare no competing financial or no</w:t>
-      </w:r>
-      <w:r>
-        <w:t>n-financial interests.</w:t>
+        <w:t>The authors declare no competing financial or non-financial interests.</w:t>
       </w:r>
     </w:p>
     <w:p>
@@ -12969,10 +12286,7 @@
         <w:spacing w:after="80"/>
       </w:pPr>
       <w:r>
-        <w:t xml:space="preserve">We thank all survey respondents and interview participants for their time and candor. We thank the 11 </w:t>
-      </w:r>
-      <w:r>
-        <w:t>participating institutions for facilitating data collection, and the independent qualitative coder who contributed to inter-rater reliability verification (κ = 0.82).</w:t>
+        <w:t>We thank all survey respondents and interview participants for their time and candor. We thank the 11 participating institutions for facilitating data collection, and the independent qualitative coder who contributed to inter-rater reliability verification (κ = 0.82).</w:t>
       </w:r>
     </w:p>
     <w:p>
@@ -12992,10 +12306,7 @@
         <w:spacing w:after="80"/>
       </w:pPr>
       <w:r>
-        <w:t>Author contributions are specified according to the CRediT (Contri</w:t>
-      </w:r>
-      <w:r>
-        <w:t>butor Roles Taxonomy) framework:</w:t>
+        <w:t>Author contributions are specified according to the CRediT (Contributor Roles Taxonomy) framework:</w:t>
       </w:r>
     </w:p>
     <w:p>
@@ -13017,8 +12328,6 @@
         <w:pStyle w:val="Heading1"/>
         <w:spacing w:before="280" w:after="120"/>
       </w:pPr>
-      <w:bookmarkStart w:id="0" w:name="_GoBack"/>
-      <w:bookmarkEnd w:id="0"/>
       <w:r>
         <w:rPr>
           <w:color w:val="0F172A"/>
@@ -13032,10 +12341,7 @@
         <w:ind w:left="432" w:hanging="432"/>
       </w:pPr>
       <w:r>
-        <w:t>[1] Freudenberger, H. J. (1974).</w:t>
-      </w:r>
-      <w:r>
-        <w:t xml:space="preserve"> Staff burn-out. Journal of Social Issues, 30(1), 159-165. https://doi.org/10.1111/j.1540-4560.1974.tb00706.x</w:t>
+        <w:t>[1] Freudenberger, H. J. (1974). Staff burn-out. Journal of Social Issues, 30(1), 159-165. https://doi.org/10.1111/j.1540-4560.1974.tb00706.x</w:t>
       </w:r>
     </w:p>
     <w:p>
@@ -13044,10 +12350,7 @@
         <w:ind w:left="432" w:hanging="432"/>
       </w:pPr>
       <w:r>
-        <w:t>[2] Maslach, C., &amp; Jackson, S. E. (1981). The measurement of experienced burnout. Journal of Occupational Behavior, 2(2), 99-113. https://doi.org/</w:t>
-      </w:r>
-      <w:r>
-        <w:t>10.1002/job.4030020205</w:t>
+        <w:t>[2] Maslach, C., &amp; Jackson, S. E. (1981). The measurement of experienced burnout. Journal of Occupational Behavior, 2(2), 99-113. https://doi.org/10.1002/job.4030020205</w:t>
       </w:r>
     </w:p>
     <w:p>
@@ -13065,10 +12368,7 @@
         <w:ind w:left="432" w:hanging="432"/>
       </w:pPr>
       <w:r>
-        <w:t xml:space="preserve">[4] Schaufeli, W. B., Martinez, I. M., Pinto, A. M., Salanova, M., &amp; </w:t>
-      </w:r>
-      <w:r>
-        <w:t>Bakker, A. B. (2002). Burnout and engagement in university students: A cross-national study. Journal of Cross-Cultural Psychology, 33(5), 464-481. https://doi.org/10.1177/0022022102033005003</w:t>
+        <w:t>[4] Schaufeli, W. B., Martinez, I. M., Pinto, A. M., Salanova, M., &amp; Bakker, A. B. (2002). Burnout and engagement in university students: A cross-national study. Journal of Cross-Cultural Psychology, 33(5), 464-481. https://doi.org/10.1177/0022022102033005003</w:t>
       </w:r>
     </w:p>
     <w:p>
@@ -13077,10 +12377,7 @@
         <w:ind w:left="432" w:hanging="432"/>
       </w:pPr>
       <w:r>
-        <w:t>[5] Madigan, D. J., &amp; Curran, T. (2021). Does burnout affect acad</w:t>
-      </w:r>
-      <w:r>
-        <w:t>emic achievement? A meta-analysis of over 100,000 students. Educational Psychology Review, 33(2), 387-405. https://doi.org/10.1007/s10648-020-09533-1</w:t>
+        <w:t>[5] Madigan, D. J., &amp; Curran, T. (2021). Does burnout affect academic achievement? A meta-analysis of over 100,000 students. Educational Psychology Review, 33(2), 387-405. https://doi.org/10.1007/s10648-020-09533-1</w:t>
       </w:r>
     </w:p>
     <w:p>
@@ -13089,10 +12386,7 @@
         <w:ind w:left="432" w:hanging="432"/>
       </w:pPr>
       <w:r>
-        <w:t>[6] Salmela-Aro, K., &amp; Read, S. (2017). Study engagement and burnout profiles among Finnish higher educati</w:t>
-      </w:r>
-      <w:r>
-        <w:t>on students. Burnout Research, 7, 21-28. https://doi.org/10.1016/j.burn.2017.11.001</w:t>
+        <w:t>[6] Salmela-Aro, K., &amp; Read, S. (2017). Study engagement and burnout profiles among Finnish higher education students. Burnout Research, 7, 21-28. https://doi.org/10.1016/j.burn.2017.11.001</w:t>
       </w:r>
     </w:p>
     <w:p>
@@ -13101,10 +12395,7 @@
         <w:ind w:left="432" w:hanging="432"/>
       </w:pPr>
       <w:r>
-        <w:t>[7] Frajerman, A., Morvan, Y., Krebs, M. O., Gorwood, P., &amp; Chaumette, B. (2019). Burnout in medical students before residency: A systematic review and meta-analysis. Europ</w:t>
-      </w:r>
-      <w:r>
-        <w:t>ean Psychiatry, 55, 36-42. https://doi.org/10.1016/j.eurpsy.2018.08.006</w:t>
+        <w:t>[7] Frajerman, A., Morvan, Y., Krebs, M. O., Gorwood, P., &amp; Chaumette, B. (2019). Burnout in medical students before residency: A systematic review and meta-analysis. European Psychiatry, 55, 36-42. https://doi.org/10.1016/j.eurpsy.2018.08.006</w:t>
       </w:r>
     </w:p>
     <w:p>
@@ -13113,10 +12404,7 @@
         <w:ind w:left="432" w:hanging="432"/>
       </w:pPr>
       <w:r>
-        <w:t xml:space="preserve">[8] Almutairi, H., Alsubaiei, A., Abduljawad, S., Alshatti, A., Fekih-Romdhane, F., Husni, M., &amp; Jahrami, H. (2022). Prevalence of burnout in medical students: A systematic review and </w:t>
-      </w:r>
-      <w:r>
-        <w:t>meta-analysis. International Journal of Social Psychiatry, 68(6), 1157-1170. https://doi.org/10.1177/00207640221106691</w:t>
+        <w:t>[8] Almutairi, H., Alsubaiei, A., Abduljawad, S., Alshatti, A., Fekih-Romdhane, F., Husni, M., &amp; Jahrami, H. (2022). Prevalence of burnout in medical students: A systematic review and meta-analysis. International Journal of Social Psychiatry, 68(6), 1157-1170. https://doi.org/10.1177/00207640221106691</w:t>
       </w:r>
     </w:p>
     <w:p>
@@ -13125,10 +12413,7 @@
         <w:ind w:left="432" w:hanging="432"/>
       </w:pPr>
       <w:r>
-        <w:t>[9] World Health Organization. (2019). International statistical classification of diseases and related health problems (11th ed.). World</w:t>
-      </w:r>
-      <w:r>
-        <w:t xml:space="preserve"> Health Organization. https://icd.who.int/</w:t>
+        <w:t>[9] World Health Organization. (2019). International statistical classification of diseases and related health problems (11th ed.). World Health Organization. https://icd.who.int/</w:t>
       </w:r>
     </w:p>
     <w:p>
@@ -13137,10 +12422,7 @@
         <w:ind w:left="432" w:hanging="432"/>
       </w:pPr>
       <w:r>
-        <w:t>[10] Islam, M. S., Sujan, M. S. H., Tasnim, R., Sikder, M. T., Potenza, M. N., &amp; van Os, J. (2020). Psychological responses during the COVID-19 outbreak among university students in Bangladesh. PLOS ONE, 15(12), e</w:t>
-      </w:r>
-      <w:r>
-        <w:t>0244109. https://doi.org/10.1371/journal.pone.0244109</w:t>
+        <w:t>[10] Islam, M. S., Sujan, M. S. H., Tasnim, R., Sikder, M. T., Potenza, M. N., &amp; van Os, J. (2020). Psychological responses during the COVID-19 outbreak among university students in Bangladesh. PLOS ONE, 15(12), e0244109. https://doi.org/10.1371/journal.pone.0244109</w:t>
       </w:r>
     </w:p>
     <w:p>
@@ -13150,10 +12432,7 @@
       </w:pPr>
       <w:r>
         <w:lastRenderedPageBreak/>
-        <w:t>[11] Faisal, R. A., Jobe, M. C., Ahmed, O., &amp; Sharker, T. (2022). Mental health status, anxiety, and depression levels of Bangladeshi university students during the COVID-19 pandemic. International Jour</w:t>
-      </w:r>
-      <w:r>
-        <w:t>nal of Mental Health and Addiction, 20(3), 1500-1515. https://doi.org/10.1007/s11469-020-00458-y</w:t>
+        <w:t>[11] Faisal, R. A., Jobe, M. C., Ahmed, O., &amp; Sharker, T. (2022). Mental health status, anxiety, and depression levels of Bangladeshi university students during the COVID-19 pandemic. International Journal of Mental Health and Addiction, 20(3), 1500-1515. https://doi.org/10.1007/s11469-020-00458-y</w:t>
       </w:r>
     </w:p>
     <w:p>
@@ -13168,19 +12447,7 @@
         <w:rPr>
           <w:i/>
         </w:rPr>
-        <w:t>[Consolidated with reference [61]: Mamun et al. (2019). Problematic internet use in Bangladeshi students. Asian Journal of Psychiatry, 44, 48-54. https://</w:t>
-      </w:r>
-      <w:r>
-        <w:rPr>
-          <w:i/>
-        </w:rPr>
-        <w:t>doi.org/10.1016/j.ajp.2019.07.005 — All in-text citations formerly numbered [12] now appear as [61] throughout this revised manuscript. This entry is retained as a placeholder to avoid cascading renumbering; the duplicate will be removed at journal copy-ed</w:t>
-      </w:r>
-      <w:r>
-        <w:rPr>
-          <w:i/>
-        </w:rPr>
-        <w:t>iting stage.]</w:t>
+        <w:t>[Consolidated with reference [61]: Mamun et al. (2019). Problematic internet use in Bangladeshi students. Asian Journal of Psychiatry, 44, 48-54. https://doi.org/10.1016/j.ajp.2019.07.005 — All in-text citations formerly numbered [12] now appear as [61] throughout this revised manuscript. This entry is retained as a placeholder to avoid cascading renumbering; the duplicate will be removed at journal copy-editing stage.]</w:t>
       </w:r>
     </w:p>
     <w:p>
@@ -13198,10 +12465,7 @@
         <w:ind w:left="432" w:hanging="432"/>
       </w:pPr>
       <w:r>
-        <w:t>[14] Hobfoll, S. E., Halbesleben, J., Neveu, J. P., &amp; Westman, M</w:t>
-      </w:r>
-      <w:r>
-        <w:t>. (2018). Conservation of resources in the organizational context: The reality of resources and their consequences. Annual Review of Organizational Psychology and Organizational Behavior, 5, 103-128. https://doi.org/10.1146/annurev-orgpsych-032117-104640</w:t>
+        <w:t>[14] Hobfoll, S. E., Halbesleben, J., Neveu, J. P., &amp; Westman, M. (2018). Conservation of resources in the organizational context: The reality of resources and their consequences. Annual Review of Organizational Psychology and Organizational Behavior, 5, 103-128. https://doi.org/10.1146/annurev-orgpsych-032117-104640</w:t>
       </w:r>
     </w:p>
     <w:p>
@@ -13210,10 +12474,7 @@
         <w:ind w:left="432" w:hanging="432"/>
       </w:pPr>
       <w:r>
-        <w:t>[</w:t>
-      </w:r>
-      <w:r>
-        <w:t>15] Demerouti, E., Bakker, A. B., Nachreiner, F., &amp; Schaufeli, W. B. (2001). The job demands-resources model of burnout. Journal of Applied Psychology, 86(3), 499-512. https://doi.org/10.1037/0021-9010.86.3.499</w:t>
+        <w:t>[15] Demerouti, E., Bakker, A. B., Nachreiner, F., &amp; Schaufeli, W. B. (2001). The job demands-resources model of burnout. Journal of Applied Psychology, 86(3), 499-512. https://doi.org/10.1037/0021-9010.86.3.499</w:t>
       </w:r>
     </w:p>
     <w:p>
@@ -13222,10 +12483,7 @@
         <w:ind w:left="432" w:hanging="432"/>
       </w:pPr>
       <w:r>
-        <w:t>[16] Bakker, A. B., &amp; Demerouti, E. (2017). J</w:t>
-      </w:r>
-      <w:r>
-        <w:t>ob demands-resources theory: Taking stock and looking forward. Journal of Occupational Health Psychology, 22(3), 273-285. https://doi.org/10.1037/ocp0000056</w:t>
+        <w:t>[16] Bakker, A. B., &amp; Demerouti, E. (2017). Job demands-resources theory: Taking stock and looking forward. Journal of Occupational Health Psychology, 22(3), 273-285. https://doi.org/10.1037/ocp0000056</w:t>
       </w:r>
     </w:p>
     <w:p>
@@ -13234,10 +12492,7 @@
         <w:ind w:left="432" w:hanging="432"/>
       </w:pPr>
       <w:r>
-        <w:t>[17] Salmela-Aro, K., &amp; Upadyaya, K. (2014). School burnout and engagement in the context of demand</w:t>
-      </w:r>
-      <w:r>
-        <w:t>s-resources model. British Journal of Educational Psychology, 84(1), 137-151. https://doi.org/10.1111/bjep.12018</w:t>
+        <w:t>[17] Salmela-Aro, K., &amp; Upadyaya, K. (2014). School burnout and engagement in the context of demands-resources model. British Journal of Educational Psychology, 84(1), 137-151. https://doi.org/10.1111/bjep.12018</w:t>
       </w:r>
     </w:p>
     <w:p>
@@ -13246,10 +12501,7 @@
         <w:ind w:left="432" w:hanging="432"/>
       </w:pPr>
       <w:r>
-        <w:t>[18] Ryan, R. M., &amp; Deci, E. L. (2017). Self-determination theory: Basic psychological needs in motivation, development, and wellness. Guilford</w:t>
-      </w:r>
-      <w:r>
-        <w:t xml:space="preserve"> Publications. https://doi.org/10.1521/978.14625/28806</w:t>
+        <w:t>[18] Ryan, R. M., &amp; Deci, E. L. (2017). Self-determination theory: Basic psychological needs in motivation, development, and wellness. Guilford Publications. https://doi.org/10.1521/978.14625/28806</w:t>
       </w:r>
     </w:p>
     <w:p>
@@ -13267,10 +12519,7 @@
         <w:ind w:left="432" w:hanging="432"/>
       </w:pPr>
       <w:r>
-        <w:t>[20] Tashakkori, A., &amp; Teddlie, C. (2010). SAGE handbook of mixed method</w:t>
-      </w:r>
-      <w:r>
-        <w:t>s in social &amp; behavioral research (2nd ed.). SAGE Publications. https://doi.org/10.4135/9781506335193</w:t>
+        <w:t>[20] Tashakkori, A., &amp; Teddlie, C. (2010). SAGE handbook of mixed methods in social &amp; behavioral research (2nd ed.). SAGE Publications. https://doi.org/10.4135/9781506335193</w:t>
       </w:r>
     </w:p>
     <w:p>
@@ -13288,10 +12537,7 @@
         <w:ind w:left="432" w:hanging="432"/>
       </w:pPr>
       <w:r>
-        <w:t>[22] Hershner, S. D., &amp; Chervin, R</w:t>
-      </w:r>
-      <w:r>
-        <w:t>. D. (2014). Causes and consequences of sleepiness among college students. Nature and Science of Sleep, 6, 73-84. https://doi.org/10.2147/NSS.S62907</w:t>
+        <w:t>[22] Hershner, S. D., &amp; Chervin, R. D. (2014). Causes and consequences of sleepiness among college students. Nature and Science of Sleep, 6, 73-84. https://doi.org/10.2147/NSS.S62907</w:t>
       </w:r>
     </w:p>
     <w:p>
@@ -13300,10 +12546,7 @@
         <w:ind w:left="432" w:hanging="432"/>
       </w:pPr>
       <w:r>
-        <w:t>[23] Lund, H. G., Reider, B. D., Whiting, A. B., &amp; Prichard, J. R. (2010). Sleep patterns and predictors of</w:t>
-      </w:r>
-      <w:r>
-        <w:t xml:space="preserve"> disturbed sleep in a large population of college students. Journal of Adolescent Health, 46(2), 124-132. https://doi.org/10.1016/j.jadohealth.2009.06.016</w:t>
+        <w:t>[23] Lund, H. G., Reider, B. D., Whiting, A. B., &amp; Prichard, J. R. (2010). Sleep patterns and predictors of disturbed sleep in a large population of college students. Journal of Adolescent Health, 46(2), 124-132. https://doi.org/10.1016/j.jadohealth.2009.06.016</w:t>
       </w:r>
     </w:p>
     <w:p>
@@ -13313,10 +12556,7 @@
       </w:pPr>
       <w:r>
         <w:lastRenderedPageBreak/>
-        <w:t>[24] Ahrberg, K., Dresler, M., Niedermaier, S., Steiger, A., &amp; Genzel, L. (2012). The interaction bet</w:t>
-      </w:r>
-      <w:r>
-        <w:t>ween sleep quality and academic performance. Journal of Psychiatric Research, 46(12), 1618-1622. https://doi.org/10.1016/j.jpsychires.2012.09.008</w:t>
+        <w:t>[24] Ahrberg, K., Dresler, M., Niedermaier, S., Steiger, A., &amp; Genzel, L. (2012). The interaction between sleep quality and academic performance. Journal of Psychiatric Research, 46(12), 1618-1622. https://doi.org/10.1016/j.jpsychires.2012.09.008</w:t>
       </w:r>
     </w:p>
     <w:p>
@@ -13325,10 +12565,7 @@
         <w:ind w:left="432" w:hanging="432"/>
       </w:pPr>
       <w:r>
-        <w:t>[25] Romero-Blanco, C., Rodriguez-Almagro, J., Onieva-Zafra, M. D., Parra-Fernandez, M. L., Prado-Laguna, M. D</w:t>
-      </w:r>
-      <w:r>
-        <w:t>. C., &amp; Hernandez-Martinez, A. (2020). Sleep pattern changes in nursing students during the COVID-19 lockdown. International Journal of Environmental Research and Public Health, 17(14), 5222. https://doi.org/10.3390/ijerph17145222</w:t>
+        <w:t>[25] Romero-Blanco, C., Rodriguez-Almagro, J., Onieva-Zafra, M. D., Parra-Fernandez, M. L., Prado-Laguna, M. D. C., &amp; Hernandez-Martinez, A. (2020). Sleep pattern changes in nursing students during the COVID-19 lockdown. International Journal of Environmental Research and Public Health, 17(14), 5222. https://doi.org/10.3390/ijerph17145222</w:t>
       </w:r>
     </w:p>
     <w:p>
@@ -13337,10 +12574,7 @@
         <w:ind w:left="432" w:hanging="432"/>
       </w:pPr>
       <w:r>
-        <w:t>[26] Woods, H. C., &amp; Scot</w:t>
-      </w:r>
-      <w:r>
-        <w:t>t, H. (2016). #Sleepyteens: Social media use in adolescence is associated with poor sleep quality, anxiety, depression and low self-esteem. Journal of Adolescence, 51, 41-49. https://doi.org/10.1016/j.adolescence.2016.05.008</w:t>
+        <w:t>[26] Woods, H. C., &amp; Scott, H. (2016). #Sleepyteens: Social media use in adolescence is associated with poor sleep quality, anxiety, depression and low self-esteem. Journal of Adolescence, 51, 41-49. https://doi.org/10.1016/j.adolescence.2016.05.008</w:t>
       </w:r>
     </w:p>
     <w:p>
@@ -13349,10 +12583,7 @@
         <w:ind w:left="432" w:hanging="432"/>
       </w:pPr>
       <w:r>
-        <w:t xml:space="preserve">[27] Primack, B. A., Shensa, </w:t>
-      </w:r>
-      <w:r>
-        <w:t>A., Escobar-Viera, C. G., Barrett, E. L., Sidani, J. E., Colditz, J. B., &amp; James, A. E. (2017). Use of multiple social media platforms and symptoms of depression and anxiety. Computers in Human Behavior, 69, 1-9. https://doi.org/10.1016/j.chb.2016.11.013</w:t>
+        <w:t>[27] Primack, B. A., Shensa, A., Escobar-Viera, C. G., Barrett, E. L., Sidani, J. E., Colditz, J. B., &amp; James, A. E. (2017). Use of multiple social media platforms and symptoms of depression and anxiety. Computers in Human Behavior, 69, 1-9. https://doi.org/10.1016/j.chb.2016.11.013</w:t>
       </w:r>
     </w:p>
     <w:p>
@@ -13361,13 +12592,7 @@
         <w:ind w:left="432" w:hanging="432"/>
       </w:pPr>
       <w:r>
-        <w:t>[</w:t>
-      </w:r>
-      <w:r>
-        <w:t>28] Keles, B., McCrae, N., &amp; Grealish, A. (2020). A systematic review: the influence of social media on depression, anxiety and psychological distress in adolescents. International Journal of Adolescence and Youth, 25(1), 79-93. https://doi.org/10.1080/026</w:t>
-      </w:r>
-      <w:r>
-        <w:t>73843.2019.1590851</w:t>
+        <w:t>[28] Keles, B., McCrae, N., &amp; Grealish, A. (2020). A systematic review: the influence of social media on depression, anxiety and psychological distress in adolescents. International Journal of Adolescence and Youth, 25(1), 79-93. https://doi.org/10.1080/02673843.2019.1590851</w:t>
       </w:r>
     </w:p>
     <w:p>
@@ -13376,10 +12601,7 @@
         <w:ind w:left="432" w:hanging="432"/>
       </w:pPr>
       <w:r>
-        <w:t>[29] Naczenski, L. M., Vries, J. D., van Hooff, M. L., &amp; Kompier, M. A. (2017). Systematic review of the association between physical activity and burnout. Journal of Occupational Health, 59(6), 477-494. https://doi.org/10.1539/joh.17-00</w:t>
-      </w:r>
-      <w:r>
-        <w:t>50-RA</w:t>
+        <w:t>[29] Naczenski, L. M., Vries, J. D., van Hooff, M. L., &amp; Kompier, M. A. (2017). Systematic review of the association between physical activity and burnout. Journal of Occupational Health, 59(6), 477-494. https://doi.org/10.1539/joh.17-0050-RA</w:t>
       </w:r>
     </w:p>
     <w:p>
@@ -13397,10 +12619,7 @@
         <w:ind w:left="432" w:hanging="432"/>
       </w:pPr>
       <w:r>
-        <w:t xml:space="preserve">[31] </w:t>
-      </w:r>
-      <w:r>
-        <w:t>Baker, R. S. J. D., &amp; Inventado, P. S. (2014). Educational data mining and learning analytics. In Learning analytics (pp. 61-75). Springer. https://doi.org/10.1007/978-1-4614-3305-7_4</w:t>
+        <w:t>[31] Baker, R. S. J. D., &amp; Inventado, P. S. (2014). Educational data mining and learning analytics. In Learning analytics (pp. 61-75). Springer. https://doi.org/10.1007/978-1-4614-3305-7_4</w:t>
       </w:r>
     </w:p>
     <w:p>
@@ -13409,10 +12628,7 @@
         <w:ind w:left="432" w:hanging="432"/>
       </w:pPr>
       <w:r>
-        <w:t xml:space="preserve">[32] Romero, C., &amp; Ventura, S. (2020). Educational data mining and </w:t>
-      </w:r>
-      <w:r>
-        <w:t>learning analytics: An updated survey. Wiley Interdisciplinary Reviews: Data Mining and Knowledge Discovery, 10(3), e1355. https://doi.org/10.1002/widm.1355</w:t>
+        <w:t>[32] Romero, C., &amp; Ventura, S. (2020). Educational data mining and learning analytics: An updated survey. Wiley Interdisciplinary Reviews: Data Mining and Knowledge Discovery, 10(3), e1355. https://doi.org/10.1002/widm.1355</w:t>
       </w:r>
     </w:p>
     <w:p>
@@ -13421,10 +12637,7 @@
         <w:ind w:left="432" w:hanging="432"/>
       </w:pPr>
       <w:r>
-        <w:t>[33] Namoun, A., &amp; Alshanqiti, A. (2021). Predicting student performance using data mining and lear</w:t>
-      </w:r>
-      <w:r>
-        <w:t>ning analytics techniques: A systematic review. Applied Sciences, 11(1), 237. https://doi.org/10.3390/app11010237</w:t>
+        <w:t>[33] Namoun, A., &amp; Alshanqiti, A. (2021). Predicting student performance using data mining and learning analytics techniques: A systematic review. Applied Sciences, 11(1), 237. https://doi.org/10.3390/app11010237</w:t>
       </w:r>
     </w:p>
     <w:p>
@@ -13433,10 +12646,7 @@
         <w:ind w:left="432" w:hanging="432"/>
       </w:pPr>
       <w:r>
-        <w:t>[34] Iatrellis, O., Savvas, I. K., Fitsilis, P., &amp; Gerogiannis, V. C. (2021). A two-phase machine learning approach for predicting student out</w:t>
-      </w:r>
-      <w:r>
-        <w:t>comes. Education and Information Technologies, 26(1), 69-88. https://doi.org/10.1007/s10639-020-10260-x</w:t>
+        <w:t>[34] Iatrellis, O., Savvas, I. K., Fitsilis, P., &amp; Gerogiannis, V. C. (2021). A two-phase machine learning approach for predicting student outcomes. Education and Information Technologies, 26(1), 69-88. https://doi.org/10.1007/s10639-020-10260-x</w:t>
       </w:r>
     </w:p>
     <w:p>
@@ -13445,10 +12655,7 @@
         <w:ind w:left="432" w:hanging="432"/>
       </w:pPr>
       <w:r>
-        <w:t>[35] Priya, A., Garg, S., &amp; Tigga, N. P. (2020). Predicting anxiety, depression and stress in modern life using machine learning algorithms. Procedia Co</w:t>
-      </w:r>
-      <w:r>
-        <w:t>mputer Science, 167, 1258-1267. https://doi.org/10.1016/j.procs.2020.03.442</w:t>
+        <w:t>[35] Priya, A., Garg, S., &amp; Tigga, N. P. (2020). Predicting anxiety, depression and stress in modern life using machine learning algorithms. Procedia Computer Science, 167, 1258-1267. https://doi.org/10.1016/j.procs.2020.03.442</w:t>
       </w:r>
     </w:p>
     <w:p>
@@ -13457,10 +12664,7 @@
         <w:ind w:left="432" w:hanging="432"/>
       </w:pPr>
       <w:r>
-        <w:t>[36] Hastie, T., Tibshirani, R., &amp; Friedman, J. (2009). The elements of statistical learning: Data mining, inference, and prediction (2nd ed.). Springer. https://doi.org/10.1007/97</w:t>
-      </w:r>
-      <w:r>
-        <w:t>8-0-387-84858-7</w:t>
+        <w:t>[36] Hastie, T., Tibshirani, R., &amp; Friedman, J. (2009). The elements of statistical learning: Data mining, inference, and prediction (2nd ed.). Springer. https://doi.org/10.1007/978-0-387-84858-7</w:t>
       </w:r>
     </w:p>
     <w:p>
@@ -13479,10 +12683,7 @@
         <w:ind w:left="432" w:hanging="432"/>
       </w:pPr>
       <w:r>
-        <w:t>[38] Chen, T., &amp; Guestrin, C. (2016). XGBoost: A scalable tree boosting system. Proceedings of the 22nd ACM SIGKDD International</w:t>
-      </w:r>
-      <w:r>
-        <w:t xml:space="preserve"> Conference on Knowledge Discovery and Data Mining, 785-794. https://doi.org/10.1145/2939672.2939785</w:t>
+        <w:t>[38] Chen, T., &amp; Guestrin, C. (2016). XGBoost: A scalable tree boosting system. Proceedings of the 22nd ACM SIGKDD International Conference on Knowledge Discovery and Data Mining, 785-794. https://doi.org/10.1145/2939672.2939785</w:t>
       </w:r>
     </w:p>
     <w:p>
@@ -13491,10 +12692,7 @@
         <w:ind w:left="432" w:hanging="432"/>
       </w:pPr>
       <w:r>
-        <w:t>[39] Ke, G., Meng, Q., Finley, T., Wang, T., Chen, W., Ma, W., Ye, Q., &amp; Liu, T. Y. (2017). LightGBM: A highly efficient gradient boosting decision tree. A</w:t>
-      </w:r>
-      <w:r>
-        <w:t>dvances in Neural Information Processing Systems, 30, 3146-3154. https://proceedings.neurips.cc/paper_files/paper/2017/hash/6449f44a102fde848669bdd9eb6b76fa-Abstract.html</w:t>
+        <w:t>[39] Ke, G., Meng, Q., Finley, T., Wang, T., Chen, W., Ma, W., Ye, Q., &amp; Liu, T. Y. (2017). LightGBM: A highly efficient gradient boosting decision tree. Advances in Neural Information Processing Systems, 30, 3146-3154. https://proceedings.neurips.cc/paper_files/paper/2017/hash/6449f44a102fde848669bdd9eb6b76fa-Abstract.html</w:t>
       </w:r>
     </w:p>
     <w:p>
@@ -13503,10 +12701,7 @@
         <w:ind w:left="432" w:hanging="432"/>
       </w:pPr>
       <w:r>
-        <w:t xml:space="preserve">[40] Prokhorenkova, L., Gusev, G., Vorobev, A., Dorogush, A. V., &amp; Gulin, A. (2018). </w:t>
-      </w:r>
-      <w:r>
-        <w:t>CatBoost: Unbiased boosting with categorical features. Advances in Neural Information Processing Systems, 31, 6638-6648. https://proceedings.neurips.cc/paper_files/paper/2018/hash/14491b756b3a51daac1a4f703f77ebbf-Abstract.html</w:t>
+        <w:t>[40] Prokhorenkova, L., Gusev, G., Vorobev, A., Dorogush, A. V., &amp; Gulin, A. (2018). CatBoost: Unbiased boosting with categorical features. Advances in Neural Information Processing Systems, 31, 6638-6648. https://proceedings.neurips.cc/paper_files/paper/2018/hash/14491b756b3a51daac1a4f703f77ebbf-Abstract.html</w:t>
       </w:r>
     </w:p>
     <w:p>
@@ -13515,10 +12710,7 @@
         <w:ind w:left="432" w:hanging="432"/>
       </w:pPr>
       <w:r>
-        <w:t>[41] Cortes, C., &amp; Vapnik, V.</w:t>
-      </w:r>
-      <w:r>
-        <w:t xml:space="preserve"> (1995). Support-vector networks. Machine Learning, 20(3), 273-297. https://doi.org/10.1007/BF00994018</w:t>
+        <w:t>[41] Cortes, C., &amp; Vapnik, V. (1995). Support-vector networks. Machine Learning, 20(3), 273-297. https://doi.org/10.1007/BF00994018</w:t>
       </w:r>
     </w:p>
     <w:p>
@@ -13527,10 +12719,7 @@
         <w:ind w:left="432" w:hanging="432"/>
       </w:pPr>
       <w:r>
-        <w:t>[42] Steyerberg, E. W., &amp; Harrell, F. E. (2016). Prediction models need appropriate internal, internal-external, and external validation. Journal of Clin</w:t>
-      </w:r>
-      <w:r>
-        <w:t>ical Epidemiology, 69, 245-247. https://doi.org/10.1016/j.jclinepi.2015.04.005</w:t>
+        <w:t>[42] Steyerberg, E. W., &amp; Harrell, F. E. (2016). Prediction models need appropriate internal, internal-external, and external validation. Journal of Clinical Epidemiology, 69, 245-247. https://doi.org/10.1016/j.jclinepi.2015.04.005</w:t>
       </w:r>
     </w:p>
     <w:p>
@@ -13539,10 +12728,7 @@
         <w:ind w:left="432" w:hanging="432"/>
       </w:pPr>
       <w:r>
-        <w:t>[43] Gunning, D., Stefik, M., Choi, J., Miller, T., Stumpf, S., &amp; Yang, G. Z. (2019). XAI - Explainable artificial intelligence. Science Robotics, 4(37), eaay7120. https://doi.o</w:t>
-      </w:r>
-      <w:r>
-        <w:t>rg/10.1126/scirobotics.aay7120</w:t>
+        <w:t>[43] Gunning, D., Stefik, M., Choi, J., Miller, T., Stumpf, S., &amp; Yang, G. Z. (2019). XAI - Explainable artificial intelligence. Science Robotics, 4(37), eaay7120. https://doi.org/10.1126/scirobotics.aay7120</w:t>
       </w:r>
     </w:p>
     <w:p>
@@ -13560,10 +12746,7 @@
         <w:ind w:left="432" w:hanging="432"/>
       </w:pPr>
       <w:r>
-        <w:t>[45] Lundberg, S. M., Erion, G., Chen, H., DeGrave, A., Prutki</w:t>
-      </w:r>
-      <w:r>
-        <w:t>n, J. M., Nair, B., Katz, R., Himmelfarb, J., Bansal, N., &amp; Lee, S. I. (2020). From local explanations to global understanding with explainable AI for trees. Nature Machine Intelligence, 2(1), 56-67. https://doi.org/10.1038/s42256-019-0138-9</w:t>
+        <w:t>[45] Lundberg, S. M., Erion, G., Chen, H., DeGrave, A., Prutkin, J. M., Nair, B., Katz, R., Himmelfarb, J., Bansal, N., &amp; Lee, S. I. (2020). From local explanations to global understanding with explainable AI for trees. Nature Machine Intelligence, 2(1), 56-67. https://doi.org/10.1038/s42256-019-0138-9</w:t>
       </w:r>
     </w:p>
     <w:p>
@@ -13572,10 +12755,7 @@
         <w:ind w:left="432" w:hanging="432"/>
       </w:pPr>
       <w:r>
-        <w:t>[46] Molnar, C</w:t>
-      </w:r>
-      <w:r>
-        <w:t>. (2022). Interpretable machine learning: A guide for making black box models explainable (2nd ed.). Independently Published.</w:t>
+        <w:t>[46] Molnar, C. (2022). Interpretable machine learning: A guide for making black box models explainable (2nd ed.). Independently Published.</w:t>
       </w:r>
     </w:p>
     <w:p>
@@ -13584,10 +12764,7 @@
         <w:ind w:left="432" w:hanging="432"/>
       </w:pPr>
       <w:r>
-        <w:t>[47] Ribeiro, M. T., Singh, S., &amp; Guestrin, C. (2016). "Why should I trust you?": Explaining the predictions of any classifier. Pr</w:t>
-      </w:r>
-      <w:r>
-        <w:t>oceedings of the 22nd ACM SIGKDD International Conference on Knowledge Discovery and Data Mining, 1135-1144. https://doi.org/10.1145/2939672.2939778</w:t>
+        <w:t>[47] Ribeiro, M. T., Singh, S., &amp; Guestrin, C. (2016). "Why should I trust you?": Explaining the predictions of any classifier. Proceedings of the 22nd ACM SIGKDD International Conference on Knowledge Discovery and Data Mining, 1135-1144. https://doi.org/10.1145/2939672.2939778</w:t>
       </w:r>
     </w:p>
     <w:p>
@@ -13596,10 +12773,7 @@
         <w:ind w:left="432" w:hanging="432"/>
       </w:pPr>
       <w:r>
-        <w:t>[48] Fisher, A., Rudin, C., &amp; Dominici, F. (2019). All models are wrong, but many are useful: Learning a va</w:t>
-      </w:r>
-      <w:r>
-        <w:t>riable's importance by studying an entire class of prediction models simultaneously. Journal of Machine Learning Research, 20(177), 1-81.</w:t>
+        <w:t>[48] Fisher, A., Rudin, C., &amp; Dominici, F. (2019). All models are wrong, but many are useful: Learning a variable's importance by studying an entire class of prediction models simultaneously. Journal of Machine Learning Research, 20(177), 1-81.</w:t>
       </w:r>
     </w:p>
     <w:p>
@@ -13609,10 +12783,7 @@
       </w:pPr>
       <w:r>
         <w:lastRenderedPageBreak/>
-        <w:t xml:space="preserve">[49] Rohland, B. M., Kruse, G. R., &amp; Rohrer, J. E. (2004). Validation of a single-item measure of burnout against the </w:t>
-      </w:r>
-      <w:r>
-        <w:t>Maslach Burnout Inventory among physicians. Stress and Health, 20(2), 75-79. https://doi.org/10.1002/smi.1002</w:t>
+        <w:t>[49] Rohland, B. M., Kruse, G. R., &amp; Rohrer, J. E. (2004). Validation of a single-item measure of burnout against the Maslach Burnout Inventory among physicians. Stress and Health, 20(2), 75-79. https://doi.org/10.1002/smi.1002</w:t>
       </w:r>
     </w:p>
     <w:p>
@@ -13621,10 +12792,7 @@
         <w:ind w:left="432" w:hanging="432"/>
       </w:pPr>
       <w:r>
-        <w:t>[50] West, C. P., Dyrbye, L. N., Sloan, J. A., &amp; Shanafelt, T. D. (2009). Single item measures of emotional exhaustion and depersonalization are u</w:t>
-      </w:r>
-      <w:r>
-        <w:t>seful for assessing burnout in medical professionals. Journal of General Internal Medicine, 24(12), 1318-1321. https://doi.org/10.1007/s11606-009-1129-z</w:t>
+        <w:t>[50] West, C. P., Dyrbye, L. N., Sloan, J. A., &amp; Shanafelt, T. D. (2009). Single item measures of emotional exhaustion and depersonalization are useful for assessing burnout in medical professionals. Journal of General Internal Medicine, 24(12), 1318-1321. https://doi.org/10.1007/s11606-009-1129-z</w:t>
       </w:r>
     </w:p>
     <w:p>
@@ -13633,10 +12801,7 @@
         <w:ind w:left="432" w:hanging="432"/>
       </w:pPr>
       <w:r>
-        <w:t>[51] Collins, G. S., Reitsma, J. B., Altman, D. G., &amp; Moons, K. G. (2015). Transparent reporting of a m</w:t>
-      </w:r>
-      <w:r>
-        <w:t>ultivariable prediction model for individual prognosis or diagnosis (TRIPOD): The TRIPOD statement. BMJ, 350, g7594. https://doi.org/10.1136/bmj.g7594</w:t>
+        <w:t>[51] Collins, G. S., Reitsma, J. B., Altman, D. G., &amp; Moons, K. G. (2015). Transparent reporting of a multivariable prediction model for individual prognosis or diagnosis (TRIPOD): The TRIPOD statement. BMJ, 350, g7594. https://doi.org/10.1136/bmj.g7594</w:t>
       </w:r>
     </w:p>
     <w:p>
@@ -13645,10 +12810,7 @@
         <w:ind w:left="432" w:hanging="432"/>
       </w:pPr>
       <w:r>
-        <w:t>[52] O'Brien, B. C., Harris, I. B., Beckman, T. J., Reed, D. A., &amp; Cook, D. A. (2014). Standards for repo</w:t>
-      </w:r>
-      <w:r>
-        <w:t>rting qualitative research: A synthesis of recommendations. Academic Medicine, 89(9), 1245-1251. https://doi.org/10.1097/ACM.0000000000000388</w:t>
+        <w:t>[52] O'Brien, B. C., Harris, I. B., Beckman, T. J., Reed, D. A., &amp; Cook, D. A. (2014). Standards for reporting qualitative research: A synthesis of recommendations. Academic Medicine, 89(9), 1245-1251. https://doi.org/10.1097/ACM.0000000000000388</w:t>
       </w:r>
     </w:p>
     <w:p>
@@ -13657,10 +12819,7 @@
         <w:ind w:left="432" w:hanging="432"/>
       </w:pPr>
       <w:r>
-        <w:t>[53] Benjamini, Y., &amp; Hochberg, Y. (1995). Controlling the false discovery rate: A practical and powerful approach</w:t>
-      </w:r>
-      <w:r>
-        <w:t xml:space="preserve"> to multiple testing. Journal of the Royal Statistical Society: Series B (Methodological), 57(1), 289-300. https://doi.org/10.1111/j.2517-6161.1995.tb02031.x</w:t>
+        <w:t>[53] Benjamini, Y., &amp; Hochberg, Y. (1995). Controlling the false discovery rate: A practical and powerful approach to multiple testing. Journal of the Royal Statistical Society: Series B (Methodological), 57(1), 289-300. https://doi.org/10.1111/j.2517-6161.1995.tb02031.x</w:t>
       </w:r>
     </w:p>
     <w:p>
@@ -13669,10 +12828,7 @@
         <w:ind w:left="432" w:hanging="432"/>
       </w:pPr>
       <w:r>
-        <w:t>[54] McNemar, Q. (1947). Note on the sampling error of the difference between correlated proportio</w:t>
-      </w:r>
-      <w:r>
-        <w:t>ns or percentages. Psychometrika, 12(2), 153-157. https://doi.org/10.1007/BF02295996</w:t>
+        <w:t>[54] McNemar, Q. (1947). Note on the sampling error of the difference between correlated proportions or percentages. Psychometrika, 12(2), 153-157. https://doi.org/10.1007/BF02295996</w:t>
       </w:r>
     </w:p>
     <w:p>
@@ -13690,10 +12846,7 @@
         <w:ind w:left="432" w:hanging="432"/>
       </w:pPr>
       <w:r>
-        <w:t>[56] Braun, V., &amp; Clarke, V.</w:t>
-      </w:r>
-      <w:r>
-        <w:t xml:space="preserve"> (2006). Using thematic analysis in psychology. Qualitative Research in Psychology, 3(2), 77-101. https://doi.org/10.1191/1478088706qp063oa</w:t>
+        <w:t>[56] Braun, V., &amp; Clarke, V. (2006). Using thematic analysis in psychology. Qualitative Research in Psychology, 3(2), 77-101. https://doi.org/10.1191/1478088706qp063oa</w:t>
       </w:r>
     </w:p>
     <w:p>
@@ -13702,10 +12855,7 @@
         <w:ind w:left="432" w:hanging="432"/>
       </w:pPr>
       <w:r>
-        <w:t>[57] Braun, V., &amp; Clarke, V. (2019). Reflecting on reflexive thematic analysis. Qualitative Research in Sport, Exerc</w:t>
-      </w:r>
-      <w:r>
-        <w:t>ise and Health, 11(4), 589-597. https://doi.org/10.1080/2159676X.2019.1628806</w:t>
+        <w:t>[57] Braun, V., &amp; Clarke, V. (2019). Reflecting on reflexive thematic analysis. Qualitative Research in Sport, Exercise and Health, 11(4), 589-597. https://doi.org/10.1080/2159676X.2019.1628806</w:t>
       </w:r>
     </w:p>
     <w:p>
@@ -13714,10 +12864,7 @@
         <w:ind w:left="432" w:hanging="432"/>
       </w:pPr>
       <w:r>
-        <w:t>[58] Braun, V., &amp; Clarke, V. (2021). Conceptual and design issues in thematic analysis. The Psychologist, 34, 52-57. https://thepsychologist.bps.org.uk/volume-34/january-2021/con</w:t>
-      </w:r>
-      <w:r>
-        <w:t>ceptual-and-design-thinking-thematic-analysis</w:t>
+        <w:t>[58] Braun, V., &amp; Clarke, V. (2021). Conceptual and design issues in thematic analysis. The Psychologist, 34, 52-57. https://thepsychologist.bps.org.uk/volume-34/january-2021/conceptual-and-design-thinking-thematic-analysis</w:t>
       </w:r>
     </w:p>
     <w:p>
@@ -13735,10 +12882,7 @@
         <w:ind w:left="432" w:hanging="432"/>
       </w:pPr>
       <w:r>
-        <w:t>[60] Brislin, R. W. (1970). Back-translation for cross-cultural research. Journal of Cross-Cultural Psychology, 1(3), 185-216.</w:t>
-      </w:r>
-      <w:r>
-        <w:t xml:space="preserve"> https://doi.org/10.1177/135910457000100301</w:t>
+        <w:t>[60] Brislin, R. W. (1970). Back-translation for cross-cultural research. Journal of Cross-Cultural Psychology, 1(3), 185-216. https://doi.org/10.1177/135910457000100301</w:t>
       </w:r>
     </w:p>
     <w:p>
@@ -13747,10 +12891,7 @@
         <w:ind w:left="432" w:hanging="432"/>
       </w:pPr>
       <w:r>
-        <w:t>[61] Mamun, M. A., Hossain, M. S., Siddique, A. B., Sikder, M. T., Kuss, D. J., &amp; Griffiths, M. D. (2019). Problematic internet use in Bangladeshi students: The role of socio-demographic factors, depression, anxi</w:t>
-      </w:r>
-      <w:r>
-        <w:t>ety, and stress. Asian Journal of Psychiatry, 44, 48-54. https://doi.org/10.1016/j.ajp.2019.07.005</w:t>
+        <w:t>[61] Mamun, M. A., Hossain, M. S., Siddique, A. B., Sikder, M. T., Kuss, D. J., &amp; Griffiths, M. D. (2019). Problematic internet use in Bangladeshi students: The role of socio-demographic factors, depression, anxiety, and stress. Asian Journal of Psychiatry, 44, 48-54. https://doi.org/10.1016/j.ajp.2019.07.005</w:t>
       </w:r>
     </w:p>
     <w:p>
@@ -13759,10 +12900,7 @@
         <w:ind w:left="432" w:hanging="432"/>
       </w:pPr>
       <w:r>
-        <w:t>[62] Ding, Y., Chen, X., Fu, Q., &amp; Zhong, S. (2020). A depression recognition method for college students using deep integrated support vector algorithm. IEE</w:t>
-      </w:r>
-      <w:r>
-        <w:t>E Access, 8, 75616-75629. https://doi.org/10.1109/ACCESS.2020.2987523</w:t>
+        <w:t>[62] Ding, Y., Chen, X., Fu, Q., &amp; Zhong, S. (2020). A depression recognition method for college students using deep integrated support vector algorithm. IEEE Access, 8, 75616-75629. https://doi.org/10.1109/ACCESS.2020.2987523</w:t>
       </w:r>
     </w:p>
     <w:p>
@@ -13772,10 +12910,7 @@
       </w:pPr>
       <w:r>
         <w:lastRenderedPageBreak/>
-        <w:t>[63] Khosravi, H., Shum, S. B., Chen, G., Conati, C., Tsai, Y.-S., Kay, J., Knight, S., Martinez-Maldonado, R., Sadiq, S., &amp; Gašević, D. (2022). Explainable artificial intelligence in ed</w:t>
-      </w:r>
-      <w:r>
-        <w:t>ucation. Computers and Education: Artificial Intelligence, 3, 100074. https://doi.org/10.1016/j.caeai.2022.100074</w:t>
+        <w:t>[63] Khosravi, H., Shum, S. B., Chen, G., Conati, C., Tsai, Y.-S., Kay, J., Knight, S., Martinez-Maldonado, R., Sadiq, S., &amp; Gašević, D. (2022). Explainable artificial intelligence in education. Computers and Education: Artificial Intelligence, 3, 100074. https://doi.org/10.1016/j.caeai.2022.100074</w:t>
       </w:r>
     </w:p>
     <w:p>
@@ -13784,10 +12919,7 @@
         <w:ind w:left="432" w:hanging="432"/>
       </w:pPr>
       <w:r>
-        <w:t xml:space="preserve">[64] Dyrbye, L. N., Thomas, M. R., &amp; Shanafelt, T. D. (2006). Systematic review of depression, anxiety, and other indicators of psychological </w:t>
-      </w:r>
-      <w:r>
-        <w:t>distress among US and Canadian medical students. Academic Medicine, 81(4), 354-373. https://doi.org/10.1097/00001888-200604000-00009</w:t>
+        <w:t>[64] Dyrbye, L. N., Thomas, M. R., &amp; Shanafelt, T. D. (2006). Systematic review of depression, anxiety, and other indicators of psychological distress among US and Canadian medical students. Academic Medicine, 81(4), 354-373. https://doi.org/10.1097/00001888-200604000-00009</w:t>
       </w:r>
     </w:p>
     <w:p>
@@ -13796,10 +12928,7 @@
         <w:ind w:left="432" w:hanging="432"/>
       </w:pPr>
       <w:r>
-        <w:t>[65] Dyrbye, L. N., Thomas, M. R., Massie, F. S., Power, D. V., Eacker, A., Harper, W., Durning, S., Moutier, C., Szydlo, D</w:t>
-      </w:r>
-      <w:r>
-        <w:t>. W., Novotny, P. J., Sloan, J. A., &amp; Shanafelt, T. D. (2008). Burnout and suicidal ideation among US medical students. Annals of Internal Medicine, 149(5), 334-341. https://doi.org/10.7326/0003-4819-149-5-200809020-00008</w:t>
+        <w:t>[65] Dyrbye, L. N., Thomas, M. R., Massie, F. S., Power, D. V., Eacker, A., Harper, W., Durning, S., Moutier, C., Szydlo, D. W., Novotny, P. J., Sloan, J. A., &amp; Shanafelt, T. D. (2008). Burnout and suicidal ideation among US medical students. Annals of Internal Medicine, 149(5), 334-341. https://doi.org/10.7326/0003-4819-149-5-200809020-00008</w:t>
       </w:r>
     </w:p>
     <w:p>
@@ -13808,10 +12937,7 @@
         <w:ind w:left="432" w:hanging="432"/>
       </w:pPr>
       <w:r>
-        <w:t>[66] Walburg, V. (2014). Burnout a</w:t>
-      </w:r>
-      <w:r>
-        <w:t>mong high school and university students: A literature review. Children and Youth Services Review, 42, 28-33. https://doi.org/10.1016/j.childyouth.2014.03.020</w:t>
+        <w:t>[66] Walburg, V. (2014). Burnout among high school and university students: A literature review. Children and Youth Services Review, 42, 28-33. https://doi.org/10.1016/j.childyouth.2014.03.020</w:t>
       </w:r>
     </w:p>
     <w:p>
@@ -13820,10 +12946,7 @@
         <w:ind w:left="432" w:hanging="432"/>
       </w:pPr>
       <w:r>
-        <w:t>[67] Koutsimani, P., Montgomery, A., &amp; Georganta, K. (2019). The relationship between burnout, de</w:t>
-      </w:r>
-      <w:r>
-        <w:t>pression, and anxiety: A systematic review and meta-analysis. Frontiers in Psychology, 10, 284. https://doi.org/10.3389/fpsyg.2019.00284</w:t>
+        <w:t>[67] Koutsimani, P., Montgomery, A., &amp; Georganta, K. (2019). The relationship between burnout, depression, and anxiety: A systematic review and meta-analysis. Frontiers in Psychology, 10, 284. https://doi.org/10.3389/fpsyg.2019.00284</w:t>
       </w:r>
     </w:p>
     <w:p>
@@ -13832,10 +12955,7 @@
         <w:ind w:left="432" w:hanging="432"/>
       </w:pPr>
       <w:r>
-        <w:t>[68] Bianchi, R., Schonfeld, I. S., &amp; Laurent, E. (2015). Burnout-depression overlap: A review. Clinical Psychology Rev</w:t>
-      </w:r>
-      <w:r>
-        <w:t>iew, 36, 28-41. https://doi.org/10.1016/j.cpr.2015.01.004</w:t>
+        <w:t>[68] Bianchi, R., Schonfeld, I. S., &amp; Laurent, E. (2015). Burnout-depression overlap: A review. Clinical Psychology Review, 36, 28-41. https://doi.org/10.1016/j.cpr.2015.01.004</w:t>
       </w:r>
     </w:p>
     <w:p>
@@ -13853,10 +12973,7 @@
         <w:ind w:left="432" w:hanging="432"/>
       </w:pPr>
       <w:r>
-        <w:t>[70] Cel</w:t>
-      </w:r>
-      <w:r>
-        <w:t>ik, E., &amp; Yildirim, T. (2022). Academic burnout among university students during times of systemic crisis. International Journal of Educational Research Open, 3, 100147. https://doi.org/10.1016/j.ijedro.2022.100147</w:t>
+        <w:t>[70] Celik, E., &amp; Yildirim, T. (2022). Academic burnout among university students during times of systemic crisis. International Journal of Educational Research Open, 3, 100147. https://doi.org/10.1016/j.ijedro.2022.100147</w:t>
       </w:r>
     </w:p>
     <w:p>
@@ -13865,10 +12982,7 @@
         <w:ind w:left="432" w:hanging="432"/>
       </w:pPr>
       <w:r>
-        <w:t xml:space="preserve">[71] Silva, R. M. D., Lopes, A. A. F., &amp; </w:t>
-      </w:r>
-      <w:r>
-        <w:t>Ribeiro, H. K. P. (2022). Burnout syndrome among university students: Prevalence and associated factors. Revista Brasileira de Enfermagem, 75(4), e20210470. https://doi.org/10.1590/0034-7167-2021-0470</w:t>
+        <w:t>[71] Silva, R. M. D., Lopes, A. A. F., &amp; Ribeiro, H. K. P. (2022). Burnout syndrome among university students: Prevalence and associated factors. Revista Brasileira de Enfermagem, 75(4), e20210470. https://doi.org/10.1590/0034-7167-2021-0470</w:t>
       </w:r>
     </w:p>
     <w:p>
@@ -13877,10 +12991,7 @@
         <w:ind w:left="432" w:hanging="432"/>
       </w:pPr>
       <w:r>
-        <w:t>[72] Kim, B., Jee, S., Lee, J., An, S., &amp; Lee, S. M. (2</w:t>
-      </w:r>
-      <w:r>
-        <w:t>018). Relationships between social support and student burnout: A meta-analytic approach. Stress and Health, 34(1), 127-134. https://doi.org/10.1002/smi.2771</w:t>
+        <w:t>[72] Kim, B., Jee, S., Lee, J., An, S., &amp; Lee, S. M. (2018). Relationships between social support and student burnout: A meta-analytic approach. Stress and Health, 34(1), 127-134. https://doi.org/10.1002/smi.2771</w:t>
       </w:r>
     </w:p>
     <w:p>
@@ -13889,10 +13000,7 @@
         <w:ind w:left="432" w:hanging="432"/>
       </w:pPr>
       <w:r>
-        <w:t>[73] Bask, M., &amp; Salmela-Aro, K. (2013). Burned out to drop out: Exploring the relationship betwee</w:t>
-      </w:r>
-      <w:r>
-        <w:t>n school burnout and school dropout. European Journal of Psychology of Education, 28(2), 511-528. https://doi.org/10.1007/s10212-012-0126-5</w:t>
+        <w:t>[73] Bask, M., &amp; Salmela-Aro, K. (2013). Burned out to drop out: Exploring the relationship between school burnout and school dropout. European Journal of Psychology of Education, 28(2), 511-528. https://doi.org/10.1007/s10212-012-0126-5</w:t>
       </w:r>
     </w:p>
     <w:p>
@@ -13901,10 +13009,7 @@
         <w:ind w:left="432" w:hanging="432"/>
       </w:pPr>
       <w:r>
-        <w:t>[74] Rajkomar, A., Hardt, M., Howell, M. D., Corrado, G., &amp; Kipnis, M. H. (2018). Ensuring fairness in machine learn</w:t>
-      </w:r>
-      <w:r>
-        <w:t>ing to advance health equity. Annals of Internal Medicine, 169(12), 866-872. https://doi.org/10.7326/M18-1990</w:t>
+        <w:t>[74] Rajkomar, A., Hardt, M., Howell, M. D., Corrado, G., &amp; Kipnis, M. H. (2018). Ensuring fairness in machine learning to advance health equity. Annals of Internal Medicine, 169(12), 866-872. https://doi.org/10.7326/M18-1990</w:t>
       </w:r>
     </w:p>
     <w:p>
@@ -13913,10 +13018,7 @@
         <w:ind w:left="432" w:hanging="432"/>
       </w:pPr>
       <w:r>
-        <w:t>[75] Gil, M., Kim, S.-S., &amp; Min, E. J. (2022). Machine learning models for predicting risk of depression in Korean college students: Identifying f</w:t>
-      </w:r>
-      <w:r>
-        <w:t>amily and individual factors. Frontiers in Public Health, 10, 1023010. https://doi.org/10.3389/fpubh.2022.1023010</w:t>
+        <w:t>[75] Gil, M., Kim, S.-S., &amp; Min, E. J. (2022). Machine learning models for predicting risk of depression in Korean college students: Identifying family and individual factors. Frontiers in Public Health, 10, 1023010. https://doi.org/10.3389/fpubh.2022.1023010</w:t>
       </w:r>
     </w:p>
     <w:p>
@@ -13944,10 +13046,7 @@
         <w:ind w:left="432" w:hanging="432"/>
       </w:pPr>
       <w:r>
-        <w:t>[77] v</w:t>
-      </w:r>
-      <w:r>
-        <w:t xml:space="preserve">an Smeden, M., Moons, K. G. M., de Groot, J. A. H., Collins, G. S., Altman, D. G., Eijkemans, M. J. C., &amp; Reitsma, J. B. (2019). Sample size for binary logistic prediction models: Beyond events per variable criteria. </w:t>
+        <w:t xml:space="preserve">[77] van Smeden, M., Moons, K. G. M., de Groot, J. A. H., Collins, G. S., Altman, D. G., Eijkemans, M. J. C., &amp; Reitsma, J. B. (2019). Sample size for binary logistic prediction models: Beyond events per variable criteria. </w:t>
       </w:r>
       <w:r>
         <w:rPr>
@@ -25875,7 +24974,7 @@
 </file>
 
 <file path=customXml/itemProps1.xml><?xml version="1.0" encoding="utf-8"?>
-<ds:datastoreItem xmlns:ds="http://schemas.openxmlformats.org/officeDocument/2006/customXml" ds:itemID="{060996C2-C4A2-48FB-AD1A-019A2A35C89B}">
+<ds:datastoreItem xmlns:ds="http://schemas.openxmlformats.org/officeDocument/2006/customXml" ds:itemID="{924469CF-C212-4351-BAA0-79CA59C1F85B}">
   <ds:schemaRefs>
     <ds:schemaRef ds:uri="http://schemas.openxmlformats.org/officeDocument/2006/bibliography"/>
   </ds:schemaRefs>
